--- a/api/templates/Simple Will - Couple (Clio).docx
+++ b/api/templates/Simple Will - Couple (Clio).docx
@@ -29,23 +29,17 @@
         <w:pStyle w:val="AEPTitle"/>
       </w:pPr>
       <w:r>
-        <w:rPr>
-          <w:highlight w:val="yellow"/>
-        </w:rPr>
+        <w:rPr/>
         <w:t xml:space="preserve">&lt;&lt; </w:t>
       </w:r>
       <w:proofErr w:type="spellStart"/>
       <w:r>
-        <w:rPr>
-          <w:highlight w:val="yellow"/>
-        </w:rPr>
+        <w:rPr/>
         <w:t>Matter.Relationships.Mr.Name</w:t>
       </w:r>
       <w:proofErr w:type="spellEnd"/>
       <w:r>
-        <w:rPr>
-          <w:highlight w:val="yellow"/>
-        </w:rPr>
+        <w:rPr/>
         <w:t xml:space="preserve"> &gt;&gt;</w:t>
       </w:r>
       <w:r>
@@ -274,23 +268,17 @@
         <w:t xml:space="preserve">Last Will of </w:t>
       </w:r>
       <w:r>
-        <w:rPr>
-          <w:highlight w:val="yellow"/>
-        </w:rPr>
+        <w:rPr/>
         <w:t xml:space="preserve">&lt;&lt; </w:t>
       </w:r>
       <w:proofErr w:type="spellStart"/>
       <w:r>
-        <w:rPr>
-          <w:highlight w:val="yellow"/>
-        </w:rPr>
+        <w:rPr/>
         <w:t>Matter.Relationships.Mr.Name</w:t>
       </w:r>
       <w:proofErr w:type="spellEnd"/>
       <w:r>
-        <w:rPr>
-          <w:highlight w:val="yellow"/>
-        </w:rPr>
+        <w:rPr/>
         <w:t xml:space="preserve"> &gt;&gt;</w:t>
       </w:r>
     </w:p>
@@ -302,23 +290,17 @@
         <w:t xml:space="preserve">of </w:t>
       </w:r>
       <w:r>
-        <w:rPr>
-          <w:highlight w:val="yellow"/>
-        </w:rPr>
+        <w:rPr/>
         <w:t xml:space="preserve">&lt;&lt; </w:t>
       </w:r>
       <w:proofErr w:type="spellStart"/>
       <w:r>
-        <w:rPr>
-          <w:highlight w:val="yellow"/>
-        </w:rPr>
+        <w:rPr/>
         <w:t>Matter.Client.Address</w:t>
       </w:r>
       <w:proofErr w:type="spellEnd"/>
       <w:r>
-        <w:rPr>
-          <w:highlight w:val="yellow"/>
-        </w:rPr>
+        <w:rPr/>
         <w:t xml:space="preserve"> &gt;&gt;</w:t>
       </w:r>
     </w:p>
@@ -348,23 +330,17 @@
         <w:t xml:space="preserve">I, </w:t>
       </w:r>
       <w:r>
-        <w:rPr>
-          <w:highlight w:val="yellow"/>
-        </w:rPr>
+        <w:rPr/>
         <w:t xml:space="preserve">&lt;&lt; </w:t>
       </w:r>
       <w:proofErr w:type="spellStart"/>
       <w:r>
-        <w:rPr>
-          <w:highlight w:val="yellow"/>
-        </w:rPr>
+        <w:rPr/>
         <w:t>Matter.Relationships.Mr.Name</w:t>
       </w:r>
       <w:proofErr w:type="spellEnd"/>
       <w:r>
-        <w:rPr>
-          <w:highlight w:val="yellow"/>
-        </w:rPr>
+        <w:rPr/>
         <w:t xml:space="preserve"> &gt;&gt;</w:t>
       </w:r>
       <w:r>
@@ -498,23 +474,17 @@
         <w:pStyle w:val="Heading3"/>
       </w:pPr>
       <w:r>
-        <w:rPr>
-          <w:highlight w:val="green"/>
-        </w:rPr>
+        <w:rPr/>
         <w:t xml:space="preserve">&lt;&lt; </w:t>
       </w:r>
       <w:proofErr w:type="spellStart"/>
       <w:r>
-        <w:rPr>
-          <w:highlight w:val="green"/>
-        </w:rPr>
+        <w:rPr/>
         <w:t>Matter.Relationships.Mrs.Name</w:t>
       </w:r>
       <w:proofErr w:type="spellEnd"/>
       <w:r>
-        <w:rPr>
-          <w:highlight w:val="green"/>
-        </w:rPr>
+        <w:rPr/>
         <w:t xml:space="preserve"> &gt;&gt;</w:t>
       </w:r>
       <w:r>
@@ -529,46 +499,34 @@
         <w:t xml:space="preserve">if </w:t>
       </w:r>
       <w:r>
-        <w:rPr>
-          <w:highlight w:val="green"/>
-        </w:rPr>
+        <w:rPr/>
         <w:t xml:space="preserve">&lt;&lt; </w:t>
       </w:r>
       <w:proofErr w:type="spellStart"/>
       <w:r>
-        <w:rPr>
-          <w:highlight w:val="green"/>
-        </w:rPr>
+        <w:rPr/>
         <w:t>Matter.Relationships.Mrs.Name</w:t>
       </w:r>
       <w:proofErr w:type="spellEnd"/>
       <w:r>
-        <w:rPr>
-          <w:highlight w:val="green"/>
-        </w:rPr>
+        <w:rPr/>
         <w:t xml:space="preserve"> &gt;&gt;</w:t>
       </w:r>
       <w:r>
         <w:t xml:space="preserve"> is unable or unwilling to act for any reason, then I appoint </w:t>
       </w:r>
       <w:r>
-        <w:rPr>
-          <w:highlight w:val="yellow"/>
-        </w:rPr>
+        <w:rPr/>
         <w:t xml:space="preserve">&lt;&lt; </w:t>
       </w:r>
       <w:proofErr w:type="spellStart"/>
       <w:r>
-        <w:rPr>
-          <w:highlight w:val="yellow"/>
-        </w:rPr>
+        <w:rPr/>
         <w:t>Matter.CustomField.BackupExecutor</w:t>
       </w:r>
       <w:proofErr w:type="spellEnd"/>
       <w:r>
-        <w:rPr>
-          <w:highlight w:val="yellow"/>
-        </w:rPr>
+        <w:rPr/>
         <w:t xml:space="preserve"> &gt;&gt;</w:t>
       </w:r>
       <w:r>
@@ -586,46 +544,34 @@
         <w:t xml:space="preserve">if </w:t>
       </w:r>
       <w:r>
-        <w:rPr>
-          <w:highlight w:val="yellow"/>
-        </w:rPr>
+        <w:rPr/>
         <w:t xml:space="preserve">&lt;&lt; </w:t>
       </w:r>
       <w:proofErr w:type="spellStart"/>
       <w:r>
-        <w:rPr>
-          <w:highlight w:val="yellow"/>
-        </w:rPr>
+        <w:rPr/>
         <w:t>Matter.CustomField.BackupExecutor</w:t>
       </w:r>
       <w:proofErr w:type="spellEnd"/>
       <w:r>
-        <w:rPr>
-          <w:highlight w:val="yellow"/>
-        </w:rPr>
+        <w:rPr/>
         <w:t xml:space="preserve"> &gt;&gt;</w:t>
       </w:r>
       <w:r>
         <w:t xml:space="preserve"> is unable or unwilling to act for any reason, then I appoint </w:t>
       </w:r>
       <w:r>
-        <w:rPr>
-          <w:highlight w:val="yellow"/>
-        </w:rPr>
+        <w:rPr/>
         <w:t xml:space="preserve">&lt;&lt; </w:t>
       </w:r>
       <w:proofErr w:type="spellStart"/>
       <w:r>
-        <w:rPr>
-          <w:highlight w:val="yellow"/>
-        </w:rPr>
+        <w:rPr/>
         <w:t>Matter.CustomField.FurtherBackupExecutor</w:t>
       </w:r>
       <w:proofErr w:type="spellEnd"/>
       <w:r>
-        <w:rPr>
-          <w:highlight w:val="yellow"/>
-        </w:rPr>
+        <w:rPr/>
         <w:t xml:space="preserve"> &gt;&gt;</w:t>
       </w:r>
       <w:r>
@@ -786,23 +732,17 @@
         <w:pStyle w:val="Heading3"/>
       </w:pPr>
       <w:r>
-        <w:rPr>
-          <w:highlight w:val="yellow"/>
-        </w:rPr>
+        <w:rPr/>
         <w:t xml:space="preserve">&lt;&lt; </w:t>
       </w:r>
       <w:proofErr w:type="spellStart"/>
       <w:r>
-        <w:rPr>
-          <w:highlight w:val="yellow"/>
-        </w:rPr>
+        <w:rPr/>
         <w:t>Matter.CustomField.InitialGuardian</w:t>
       </w:r>
       <w:proofErr w:type="spellEnd"/>
       <w:r>
-        <w:rPr>
-          <w:highlight w:val="yellow"/>
-        </w:rPr>
+        <w:rPr/>
         <w:t xml:space="preserve"> &gt;&gt;</w:t>
       </w:r>
       <w:r>
@@ -820,46 +760,34 @@
         <w:t xml:space="preserve">if </w:t>
       </w:r>
       <w:r>
-        <w:rPr>
-          <w:highlight w:val="yellow"/>
-        </w:rPr>
+        <w:rPr/>
         <w:t xml:space="preserve">&lt;&lt; </w:t>
       </w:r>
       <w:proofErr w:type="spellStart"/>
       <w:r>
-        <w:rPr>
-          <w:highlight w:val="yellow"/>
-        </w:rPr>
+        <w:rPr/>
         <w:t>Matter.CustomField.InitialGuardian</w:t>
       </w:r>
       <w:proofErr w:type="spellEnd"/>
       <w:r>
-        <w:rPr>
-          <w:highlight w:val="yellow"/>
-        </w:rPr>
+        <w:rPr/>
         <w:t xml:space="preserve"> &gt;&gt;</w:t>
       </w:r>
       <w:r>
         <w:t xml:space="preserve"> is unable or unwilling to act for any reason, then I appoint </w:t>
       </w:r>
       <w:r>
-        <w:rPr>
-          <w:highlight w:val="yellow"/>
-        </w:rPr>
+        <w:rPr/>
         <w:t xml:space="preserve">&lt;&lt; </w:t>
       </w:r>
       <w:proofErr w:type="spellStart"/>
       <w:r>
-        <w:rPr>
-          <w:highlight w:val="yellow"/>
-        </w:rPr>
+        <w:rPr/>
         <w:t>Matter.CustomField.BackupGuardian</w:t>
       </w:r>
       <w:proofErr w:type="spellEnd"/>
       <w:r>
-        <w:rPr>
-          <w:highlight w:val="yellow"/>
-        </w:rPr>
+        <w:rPr/>
         <w:t xml:space="preserve"> &gt;&gt;</w:t>
       </w:r>
       <w:r>
@@ -920,23 +848,17 @@
         <w:t xml:space="preserve"> </w:t>
       </w:r>
       <w:r>
-        <w:rPr>
-          <w:highlight w:val="green"/>
-        </w:rPr>
+        <w:rPr/>
         <w:t xml:space="preserve">&lt;&lt; </w:t>
       </w:r>
       <w:proofErr w:type="spellStart"/>
       <w:r>
-        <w:rPr>
-          <w:highlight w:val="green"/>
-        </w:rPr>
+        <w:rPr/>
         <w:t>Matter.Relationships.Mrs.Name</w:t>
       </w:r>
       <w:proofErr w:type="spellEnd"/>
       <w:r>
-        <w:rPr>
-          <w:highlight w:val="green"/>
-        </w:rPr>
+        <w:rPr/>
         <w:t xml:space="preserve"> &gt;&gt;</w:t>
       </w:r>
       <w:r>
@@ -954,23 +876,17 @@
         <w:t xml:space="preserve"> Provision not applying, and if </w:t>
       </w:r>
       <w:r>
-        <w:rPr>
-          <w:highlight w:val="green"/>
-        </w:rPr>
+        <w:rPr/>
         <w:t xml:space="preserve">&lt;&lt; </w:t>
       </w:r>
       <w:proofErr w:type="spellStart"/>
       <w:r>
-        <w:rPr>
-          <w:highlight w:val="green"/>
-        </w:rPr>
+        <w:rPr/>
         <w:t>Matter.Relationships.Mrs.Name</w:t>
       </w:r>
       <w:proofErr w:type="spellEnd"/>
       <w:r>
-        <w:rPr>
-          <w:highlight w:val="green"/>
-        </w:rPr>
+        <w:rPr/>
         <w:t xml:space="preserve"> &gt;&gt;</w:t>
       </w:r>
       <w:r>
@@ -1026,23 +942,17 @@
         <w:t xml:space="preserve"> </w:t>
       </w:r>
       <w:r>
-        <w:rPr>
-          <w:highlight w:val="green"/>
-        </w:rPr>
+        <w:rPr/>
         <w:t xml:space="preserve">&lt;&lt; </w:t>
       </w:r>
       <w:proofErr w:type="spellStart"/>
       <w:r>
-        <w:rPr>
-          <w:highlight w:val="green"/>
-        </w:rPr>
+        <w:rPr/>
         <w:t>Matter.Relationships.Mrs.Name</w:t>
       </w:r>
       <w:proofErr w:type="spellEnd"/>
       <w:r>
-        <w:rPr>
-          <w:highlight w:val="green"/>
-        </w:rPr>
+        <w:rPr/>
         <w:t xml:space="preserve"> &gt;&gt;</w:t>
       </w:r>
       <w:r>
@@ -1060,15 +970,11 @@
         <w:t xml:space="preserve"> Provision </w:t>
       </w:r>
       <w:r>
-        <w:rPr>
-          <w:highlight w:val="cyan"/>
-        </w:rPr>
+        <w:rPr/>
         <w:t>[#applying/ not applying</w:t>
       </w:r>
       <w:r>
-        <w:rPr>
-          <w:highlight w:val="cyan"/>
-        </w:rPr>
+        <w:rPr/>
         <w:t>]</w:t>
       </w:r>
       <w:r>
@@ -1113,18 +1019,14 @@
         <w:t xml:space="preserve">as to a </w:t>
       </w:r>
       <w:r>
-        <w:rPr>
-          <w:highlight w:val="yellow"/>
-        </w:rPr>
+        <w:rPr/>
         <w:t>[#insert]</w:t>
       </w:r>
       <w:r>
         <w:t xml:space="preserve">% share to </w:t>
       </w:r>
       <w:r>
-        <w:rPr>
-          <w:highlight w:val="yellow"/>
-        </w:rPr>
+        <w:rPr/>
         <w:t>&lt;&lt; Matter.CustomField.Beneficiary1 &gt;&gt;</w:t>
       </w:r>
       <w:r>
@@ -1142,9 +1044,7 @@
         <w:t xml:space="preserve"> Provision </w:t>
       </w:r>
       <w:r>
-        <w:rPr>
-          <w:highlight w:val="cyan"/>
-        </w:rPr>
+        <w:rPr/>
         <w:t>[#applying/ not applying]</w:t>
       </w:r>
       <w:r>
@@ -1159,18 +1059,14 @@
         <w:t xml:space="preserve">as to the remaining </w:t>
       </w:r>
       <w:r>
-        <w:rPr>
-          <w:highlight w:val="yellow"/>
-        </w:rPr>
+        <w:rPr/>
         <w:t>[#insert]</w:t>
       </w:r>
       <w:r>
         <w:t xml:space="preserve">% share to </w:t>
       </w:r>
       <w:r>
-        <w:rPr>
-          <w:highlight w:val="yellow"/>
-        </w:rPr>
+        <w:rPr/>
         <w:t>&lt;&lt; Matter.CustomField.Beneficiary2 &gt;&gt;</w:t>
       </w:r>
       <w:r>
@@ -1188,9 +1084,7 @@
         <w:t xml:space="preserve"> Provision </w:t>
       </w:r>
       <w:r>
-        <w:rPr>
-          <w:highlight w:val="cyan"/>
-        </w:rPr>
+        <w:rPr/>
         <w:t>[#applying/ not applying]</w:t>
       </w:r>
       <w:r>
@@ -1203,21 +1097,15 @@
       </w:pPr>
       <w:bookmarkStart w:id="24" w:name="_Toc389476409"/>
       <w:r>
-        <w:rPr>
-          <w:highlight w:val="cyan"/>
-        </w:rPr>
+        <w:rPr/>
         <w:t>#</w:t>
       </w:r>
       <w:r>
-        <w:rPr>
-          <w:highlight w:val="cyan"/>
-        </w:rPr>
+        <w:rPr/>
         <w:t>I</w:t>
       </w:r>
       <w:r>
-        <w:rPr>
-          <w:highlight w:val="cyan"/>
-        </w:rPr>
+        <w:rPr/>
         <w:t>f 2 gifts above:</w:t>
       </w:r>
       <w:r>
@@ -1238,21 +1126,15 @@
         <w:pStyle w:val="Heading2"/>
       </w:pPr>
       <w:r>
-        <w:rPr>
-          <w:highlight w:val="cyan"/>
-        </w:rPr>
+        <w:rPr/>
         <w:t>#</w:t>
       </w:r>
       <w:r>
-        <w:rPr>
-          <w:highlight w:val="cyan"/>
-        </w:rPr>
+        <w:rPr/>
         <w:t>I</w:t>
       </w:r>
       <w:r>
-        <w:rPr>
-          <w:highlight w:val="cyan"/>
-        </w:rPr>
+        <w:rPr/>
         <w:t>f 3 or more gifts above:</w:t>
       </w:r>
       <w:r>
@@ -1264,115 +1146,77 @@
         <w:pStyle w:val="Heading2"/>
       </w:pPr>
       <w:r>
-        <w:rPr>
-          <w:highlight w:val="cyan"/>
-        </w:rPr>
+        <w:rPr/>
         <w:t>#</w:t>
       </w:r>
       <w:r>
-        <w:rPr>
-          <w:highlight w:val="cyan"/>
-        </w:rPr>
+        <w:rPr/>
         <w:t xml:space="preserve">Calamity </w:t>
       </w:r>
       <w:r>
-        <w:rPr>
-          <w:highlight w:val="cyan"/>
-        </w:rPr>
+        <w:rPr/>
         <w:t xml:space="preserve">option </w:t>
       </w:r>
       <w:r>
-        <w:rPr>
-          <w:highlight w:val="cyan"/>
-        </w:rPr>
+        <w:rPr/>
         <w:t xml:space="preserve">1– where clauses </w:t>
       </w:r>
       <w:r>
-        <w:rPr>
-          <w:highlight w:val="cyan"/>
-        </w:rPr>
+        <w:rPr/>
         <w:fldChar w:fldCharType="begin"/>
       </w:r>
       <w:r>
-        <w:rPr>
-          <w:highlight w:val="cyan"/>
-        </w:rPr>
+        <w:rPr/>
         <w:instrText xml:space="preserve"> REF _Ref82610419 \n \h </w:instrText>
       </w:r>
       <w:r>
-        <w:rPr>
-          <w:highlight w:val="cyan"/>
-        </w:rPr>
-      </w:r>
-      <w:r>
-        <w:rPr>
-          <w:highlight w:val="cyan"/>
-        </w:rPr>
+        <w:rPr/>
+      </w:r>
+      <w:r>
+        <w:rPr/>
         <w:fldChar w:fldCharType="separate"/>
       </w:r>
       <w:r>
-        <w:rPr>
-          <w:highlight w:val="cyan"/>
-        </w:rPr>
+        <w:rPr/>
         <w:t>5.1</w:t>
       </w:r>
       <w:r>
-        <w:rPr>
-          <w:highlight w:val="cyan"/>
-        </w:rPr>
+        <w:rPr/>
         <w:fldChar w:fldCharType="end"/>
       </w:r>
       <w:r>
-        <w:rPr>
-          <w:highlight w:val="cyan"/>
-        </w:rPr>
+        <w:rPr/>
         <w:t xml:space="preserve"> and </w:t>
       </w:r>
       <w:r>
-        <w:rPr>
-          <w:highlight w:val="cyan"/>
-        </w:rPr>
+        <w:rPr/>
         <w:fldChar w:fldCharType="begin"/>
       </w:r>
       <w:r>
-        <w:rPr>
-          <w:highlight w:val="cyan"/>
-        </w:rPr>
+        <w:rPr/>
         <w:instrText xml:space="preserve"> REF _Ref82610420 \n \h </w:instrText>
       </w:r>
       <w:r>
-        <w:rPr>
-          <w:highlight w:val="cyan"/>
-        </w:rPr>
-      </w:r>
-      <w:r>
-        <w:rPr>
-          <w:highlight w:val="cyan"/>
-        </w:rPr>
+        <w:rPr/>
+      </w:r>
+      <w:r>
+        <w:rPr/>
         <w:fldChar w:fldCharType="separate"/>
       </w:r>
       <w:r>
-        <w:rPr>
-          <w:highlight w:val="cyan"/>
-        </w:rPr>
+        <w:rPr/>
         <w:t>5.2</w:t>
       </w:r>
       <w:r>
-        <w:rPr>
-          <w:highlight w:val="cyan"/>
-        </w:rPr>
+        <w:rPr/>
         <w:fldChar w:fldCharType="end"/>
       </w:r>
       <w:r>
-        <w:rPr>
-          <w:highlight w:val="cyan"/>
-        </w:rPr>
+        <w:rPr/>
         <w:t xml:space="preserve"> are both included:</w:t>
       </w:r>
       <w:r>
-        <w:rPr>
-          <w:highlight w:val="cyan"/>
-        </w:rPr>
+        <w:rPr/>
         <w:t xml:space="preserve"> </w:t>
       </w:r>
       <w:r>
@@ -1385,80 +1229,54 @@
         <w:t xml:space="preserve"> fail, </w:t>
       </w:r>
       <w:r>
-        <w:rPr>
-          <w:highlight w:val="cyan"/>
-        </w:rPr>
+        <w:rPr/>
         <w:t>#</w:t>
       </w:r>
       <w:r>
-        <w:rPr>
-          <w:highlight w:val="cyan"/>
-        </w:rPr>
+        <w:rPr/>
         <w:t xml:space="preserve">Calamity </w:t>
       </w:r>
       <w:r>
-        <w:rPr>
-          <w:highlight w:val="cyan"/>
-        </w:rPr>
+        <w:rPr/>
         <w:t>option 2</w:t>
       </w:r>
       <w:r>
-        <w:rPr>
-          <w:highlight w:val="cyan"/>
-        </w:rPr>
+        <w:rPr/>
         <w:t xml:space="preserve"> – where only clause </w:t>
       </w:r>
       <w:r>
-        <w:rPr>
-          <w:highlight w:val="cyan"/>
-        </w:rPr>
+        <w:rPr/>
         <w:fldChar w:fldCharType="begin"/>
       </w:r>
       <w:r>
-        <w:rPr>
-          <w:highlight w:val="cyan"/>
-        </w:rPr>
+        <w:rPr/>
         <w:instrText xml:space="preserve"> REF _Ref82610419 \n \h </w:instrText>
       </w:r>
       <w:r>
-        <w:rPr>
-          <w:highlight w:val="cyan"/>
-        </w:rPr>
-      </w:r>
-      <w:r>
-        <w:rPr>
-          <w:highlight w:val="cyan"/>
-        </w:rPr>
+        <w:rPr/>
+      </w:r>
+      <w:r>
+        <w:rPr/>
         <w:fldChar w:fldCharType="separate"/>
       </w:r>
       <w:r>
-        <w:rPr>
-          <w:highlight w:val="cyan"/>
-        </w:rPr>
+        <w:rPr/>
         <w:t>5.1</w:t>
       </w:r>
       <w:r>
-        <w:rPr>
-          <w:highlight w:val="cyan"/>
-        </w:rPr>
+        <w:rPr/>
         <w:fldChar w:fldCharType="end"/>
       </w:r>
       <w:r>
-        <w:rPr>
-          <w:highlight w:val="cyan"/>
-        </w:rPr>
+        <w:rPr/>
         <w:t xml:space="preserve"> </w:t>
       </w:r>
       <w:r>
-        <w:rPr>
-          <w:highlight w:val="cyan"/>
-        </w:rPr>
+        <w:rPr/>
         <w:t>is included</w:t>
       </w:r>
       <w:r>
-        <w:rPr>
-          <w:highlight w:val="cyan"/>
-        </w:rPr>
+        <w:rPr/>
         <w:t xml:space="preserve">: </w:t>
       </w:r>
       <w:r>
@@ -1471,9 +1289,7 @@
         <w:t>,</w:t>
       </w:r>
       <w:r>
-        <w:rPr>
-          <w:highlight w:val="cyan"/>
-        </w:rPr>
+        <w:rPr/>
         <w:t>]</w:t>
       </w:r>
       <w:r>
@@ -1500,23 +1316,17 @@
         <w:t xml:space="preserve"> of </w:t>
       </w:r>
       <w:r>
-        <w:rPr>
-          <w:highlight w:val="green"/>
-        </w:rPr>
+        <w:rPr/>
         <w:t xml:space="preserve">&lt;&lt; </w:t>
       </w:r>
       <w:proofErr w:type="spellStart"/>
       <w:r>
-        <w:rPr>
-          <w:highlight w:val="green"/>
-        </w:rPr>
+        <w:rPr/>
         <w:t>Matter.Relationships.Mrs.Name</w:t>
       </w:r>
       <w:proofErr w:type="spellEnd"/>
       <w:r>
-        <w:rPr>
-          <w:highlight w:val="green"/>
-        </w:rPr>
+        <w:rPr/>
         <w:t xml:space="preserve"> &gt;&gt;</w:t>
       </w:r>
       <w:r>
@@ -1526,9 +1336,7 @@
         <w:t xml:space="preserve"> </w:t>
       </w:r>
       <w:r>
-        <w:rPr>
-          <w:highlight w:val="cyan"/>
-        </w:rPr>
+        <w:rPr/>
         <w:t>[#parents/siblings]</w:t>
       </w:r>
       <w:r>
@@ -1538,51 +1346,37 @@
         <w:t xml:space="preserve"> </w:t>
       </w:r>
       <w:r>
-        <w:rPr>
-          <w:highlight w:val="cyan"/>
-        </w:rPr>
+        <w:rPr/>
         <w:t xml:space="preserve">[#with the </w:t>
       </w:r>
       <w:proofErr w:type="spellStart"/>
       <w:r>
-        <w:rPr>
-          <w:highlight w:val="cyan"/>
-        </w:rPr>
+        <w:rPr/>
         <w:t>Giftover</w:t>
       </w:r>
       <w:proofErr w:type="spellEnd"/>
       <w:r>
-        <w:rPr>
-          <w:highlight w:val="cyan"/>
-        </w:rPr>
+        <w:rPr/>
         <w:t xml:space="preserve"> Provision not applying/with the </w:t>
       </w:r>
       <w:proofErr w:type="spellStart"/>
       <w:r>
-        <w:rPr>
-          <w:highlight w:val="cyan"/>
-        </w:rPr>
+        <w:rPr/>
         <w:t>Giftover</w:t>
       </w:r>
       <w:proofErr w:type="spellEnd"/>
       <w:r>
-        <w:rPr>
-          <w:highlight w:val="cyan"/>
-        </w:rPr>
+        <w:rPr/>
         <w:t xml:space="preserve"> Provision applying to each intended gift recipient only if all intended gift recipients in this subclause have not survived me/with the </w:t>
       </w:r>
       <w:proofErr w:type="spellStart"/>
       <w:r>
-        <w:rPr>
-          <w:highlight w:val="cyan"/>
-        </w:rPr>
+        <w:rPr/>
         <w:t>Giftover</w:t>
       </w:r>
       <w:proofErr w:type="spellEnd"/>
       <w:r>
-        <w:rPr>
-          <w:highlight w:val="cyan"/>
-        </w:rPr>
+        <w:rPr/>
         <w:t xml:space="preserve"> Provision applying to each intended gift recipient in this subclause];</w:t>
       </w:r>
       <w:r>
@@ -1606,9 +1400,7 @@
         <w:t xml:space="preserve"> of my </w:t>
       </w:r>
       <w:r>
-        <w:rPr>
-          <w:highlight w:val="cyan"/>
-        </w:rPr>
+        <w:rPr/>
         <w:t>[#parents/siblings]</w:t>
       </w:r>
       <w:r>
@@ -1618,51 +1410,37 @@
         <w:t xml:space="preserve"> </w:t>
       </w:r>
       <w:r>
-        <w:rPr>
-          <w:highlight w:val="cyan"/>
-        </w:rPr>
+        <w:rPr/>
         <w:t xml:space="preserve">[#with the </w:t>
       </w:r>
       <w:proofErr w:type="spellStart"/>
       <w:r>
-        <w:rPr>
-          <w:highlight w:val="cyan"/>
-        </w:rPr>
+        <w:rPr/>
         <w:t>Giftover</w:t>
       </w:r>
       <w:proofErr w:type="spellEnd"/>
       <w:r>
-        <w:rPr>
-          <w:highlight w:val="cyan"/>
-        </w:rPr>
+        <w:rPr/>
         <w:t xml:space="preserve"> Provision not applying/with the </w:t>
       </w:r>
       <w:proofErr w:type="spellStart"/>
       <w:r>
-        <w:rPr>
-          <w:highlight w:val="cyan"/>
-        </w:rPr>
+        <w:rPr/>
         <w:t>Giftover</w:t>
       </w:r>
       <w:proofErr w:type="spellEnd"/>
       <w:r>
-        <w:rPr>
-          <w:highlight w:val="cyan"/>
-        </w:rPr>
+        <w:rPr/>
         <w:t xml:space="preserve"> Provision applying to each intended gift recipient only if all intended gift recipients in this subclause have not survived me/with the </w:t>
       </w:r>
       <w:proofErr w:type="spellStart"/>
       <w:r>
-        <w:rPr>
-          <w:highlight w:val="cyan"/>
-        </w:rPr>
+        <w:rPr/>
         <w:t>Giftover</w:t>
       </w:r>
       <w:proofErr w:type="spellEnd"/>
       <w:r>
-        <w:rPr>
-          <w:highlight w:val="cyan"/>
-        </w:rPr>
+        <w:rPr/>
         <w:t xml:space="preserve"> Provision applying to each intended gift recipient in this subclause]</w:t>
       </w:r>
       <w:r>
@@ -1674,9 +1452,7 @@
         <w:pStyle w:val="Heading2"/>
       </w:pPr>
       <w:r>
-        <w:rPr>
-          <w:highlight w:val="cyan"/>
-        </w:rPr>
+        <w:rPr/>
         <w:t>#if 2 gifts above:</w:t>
       </w:r>
       <w:r>
@@ -1697,9 +1473,7 @@
         <w:pStyle w:val="Heading2"/>
       </w:pPr>
       <w:r>
-        <w:rPr>
-          <w:highlight w:val="cyan"/>
-        </w:rPr>
+        <w:rPr/>
         <w:t>#if 3 or more gifts above:</w:t>
       </w:r>
       <w:r>
@@ -1711,134 +1485,90 @@
         <w:pStyle w:val="Heading2"/>
       </w:pPr>
       <w:r>
-        <w:rPr>
-          <w:highlight w:val="cyan"/>
-        </w:rPr>
+        <w:rPr/>
         <w:lastRenderedPageBreak/>
         <w:t>#</w:t>
       </w:r>
       <w:r>
-        <w:rPr>
-          <w:highlight w:val="cyan"/>
-        </w:rPr>
+        <w:rPr/>
         <w:t xml:space="preserve">Calamity </w:t>
       </w:r>
       <w:r>
-        <w:rPr>
-          <w:highlight w:val="cyan"/>
-        </w:rPr>
+        <w:rPr/>
         <w:t xml:space="preserve">option </w:t>
       </w:r>
       <w:r>
-        <w:rPr>
-          <w:highlight w:val="cyan"/>
-        </w:rPr>
+        <w:rPr/>
         <w:t xml:space="preserve">3 – </w:t>
       </w:r>
       <w:r>
-        <w:rPr>
-          <w:highlight w:val="cyan"/>
-        </w:rPr>
+        <w:rPr/>
         <w:t>where</w:t>
       </w:r>
       <w:r>
-        <w:rPr>
-          <w:highlight w:val="cyan"/>
-        </w:rPr>
+        <w:rPr/>
         <w:t xml:space="preserve"> beneficiaries are not </w:t>
       </w:r>
       <w:r>
-        <w:rPr>
-          <w:highlight w:val="cyan"/>
-        </w:rPr>
+        <w:rPr/>
         <w:t>parents/siblings</w:t>
       </w:r>
       <w:r>
-        <w:rPr>
-          <w:highlight w:val="cyan"/>
-        </w:rPr>
+        <w:rPr/>
         <w:t xml:space="preserve"> and clauses </w:t>
       </w:r>
       <w:r>
-        <w:rPr>
-          <w:highlight w:val="cyan"/>
-        </w:rPr>
+        <w:rPr/>
         <w:fldChar w:fldCharType="begin"/>
       </w:r>
       <w:r>
-        <w:rPr>
-          <w:highlight w:val="cyan"/>
-        </w:rPr>
+        <w:rPr/>
         <w:instrText xml:space="preserve"> REF _Ref82610419 \n \h </w:instrText>
       </w:r>
       <w:r>
-        <w:rPr>
-          <w:highlight w:val="cyan"/>
-        </w:rPr>
-      </w:r>
-      <w:r>
-        <w:rPr>
-          <w:highlight w:val="cyan"/>
-        </w:rPr>
+        <w:rPr/>
+      </w:r>
+      <w:r>
+        <w:rPr/>
         <w:fldChar w:fldCharType="separate"/>
       </w:r>
       <w:r>
-        <w:rPr>
-          <w:highlight w:val="cyan"/>
-        </w:rPr>
+        <w:rPr/>
         <w:t>5.1</w:t>
       </w:r>
       <w:r>
-        <w:rPr>
-          <w:highlight w:val="cyan"/>
-        </w:rPr>
+        <w:rPr/>
         <w:fldChar w:fldCharType="end"/>
       </w:r>
       <w:r>
-        <w:rPr>
-          <w:highlight w:val="cyan"/>
-        </w:rPr>
+        <w:rPr/>
         <w:t xml:space="preserve"> and </w:t>
       </w:r>
       <w:r>
-        <w:rPr>
-          <w:highlight w:val="cyan"/>
-        </w:rPr>
+        <w:rPr/>
         <w:fldChar w:fldCharType="begin"/>
       </w:r>
       <w:r>
-        <w:rPr>
-          <w:highlight w:val="cyan"/>
-        </w:rPr>
+        <w:rPr/>
         <w:instrText xml:space="preserve"> REF _Ref82610420 \n \h </w:instrText>
       </w:r>
       <w:r>
-        <w:rPr>
-          <w:highlight w:val="cyan"/>
-        </w:rPr>
-      </w:r>
-      <w:r>
-        <w:rPr>
-          <w:highlight w:val="cyan"/>
-        </w:rPr>
+        <w:rPr/>
+      </w:r>
+      <w:r>
+        <w:rPr/>
         <w:fldChar w:fldCharType="separate"/>
       </w:r>
       <w:r>
-        <w:rPr>
-          <w:highlight w:val="cyan"/>
-        </w:rPr>
+        <w:rPr/>
         <w:t>5.2</w:t>
       </w:r>
       <w:r>
-        <w:rPr>
-          <w:highlight w:val="cyan"/>
-        </w:rPr>
+        <w:rPr/>
         <w:fldChar w:fldCharType="end"/>
       </w:r>
       <w:r>
-        <w:rPr>
-          <w:highlight w:val="cyan"/>
-        </w:rPr>
+        <w:rPr/>
         <w:t xml:space="preserve"> are both included</w:t>
       </w:r>
       <w:r>
@@ -1854,74 +1584,50 @@
         <w:t xml:space="preserve"> fail, </w:t>
       </w:r>
       <w:r>
-        <w:rPr>
-          <w:highlight w:val="cyan"/>
-        </w:rPr>
+        <w:rPr/>
         <w:t>#</w:t>
       </w:r>
       <w:r>
-        <w:rPr>
-          <w:highlight w:val="cyan"/>
-        </w:rPr>
+        <w:rPr/>
         <w:t xml:space="preserve">Calamity </w:t>
       </w:r>
       <w:r>
-        <w:rPr>
-          <w:highlight w:val="cyan"/>
-        </w:rPr>
+        <w:rPr/>
         <w:t>option</w:t>
       </w:r>
       <w:r>
-        <w:rPr>
-          <w:highlight w:val="cyan"/>
-        </w:rPr>
+        <w:rPr/>
         <w:t xml:space="preserve"> 4 – where only clause </w:t>
       </w:r>
       <w:r>
-        <w:rPr>
-          <w:highlight w:val="cyan"/>
-        </w:rPr>
+        <w:rPr/>
         <w:fldChar w:fldCharType="begin"/>
       </w:r>
       <w:r>
-        <w:rPr>
-          <w:highlight w:val="cyan"/>
-        </w:rPr>
+        <w:rPr/>
         <w:instrText xml:space="preserve"> REF _Ref82610419 \n \h </w:instrText>
       </w:r>
       <w:r>
-        <w:rPr>
-          <w:highlight w:val="cyan"/>
-        </w:rPr>
-      </w:r>
-      <w:r>
-        <w:rPr>
-          <w:highlight w:val="cyan"/>
-        </w:rPr>
+        <w:rPr/>
+      </w:r>
+      <w:r>
+        <w:rPr/>
         <w:fldChar w:fldCharType="separate"/>
       </w:r>
       <w:r>
-        <w:rPr>
-          <w:highlight w:val="cyan"/>
-        </w:rPr>
+        <w:rPr/>
         <w:t>5.1</w:t>
       </w:r>
       <w:r>
-        <w:rPr>
-          <w:highlight w:val="cyan"/>
-        </w:rPr>
+        <w:rPr/>
         <w:fldChar w:fldCharType="end"/>
       </w:r>
       <w:r>
-        <w:rPr>
-          <w:highlight w:val="cyan"/>
-        </w:rPr>
+        <w:rPr/>
         <w:t xml:space="preserve"> is included</w:t>
       </w:r>
       <w:r>
-        <w:rPr>
-          <w:highlight w:val="cyan"/>
-        </w:rPr>
+        <w:rPr/>
         <w:t xml:space="preserve">: </w:t>
       </w:r>
       <w:r>
@@ -1946,9 +1652,7 @@
         <w:t>clause fail,</w:t>
       </w:r>
       <w:r>
-        <w:rPr>
-          <w:highlight w:val="cyan"/>
-        </w:rPr>
+        <w:rPr/>
         <w:t>]</w:t>
       </w:r>
       <w:r>
@@ -1969,9 +1673,7 @@
         <w:t xml:space="preserve">as to a </w:t>
       </w:r>
       <w:r>
-        <w:rPr>
-          <w:highlight w:val="yellow"/>
-        </w:rPr>
+        <w:rPr/>
         <w:t>[insert %]</w:t>
       </w:r>
       <w:r>
@@ -1981,7 +1683,6 @@
         <w:rPr>
           <w:rFonts w:eastAsiaTheme="minorEastAsia" w:cstheme="minorBidi"/>
           <w:color w:val="1E2635"/>
-          <w:highlight w:val="yellow"/>
         </w:rPr>
         <w:t>&lt;&lt; Matter.CustomField.CalamityBeneficiary1 &gt;&gt;</w:t>
       </w:r>
@@ -1997,9 +1698,7 @@
         <w:t xml:space="preserve"> Provision </w:t>
       </w:r>
       <w:r>
-        <w:rPr>
-          <w:highlight w:val="yellow"/>
-        </w:rPr>
+        <w:rPr/>
         <w:t>[#applying/ not applying]</w:t>
       </w:r>
       <w:r>
@@ -2014,9 +1713,7 @@
         <w:t xml:space="preserve">as to a </w:t>
       </w:r>
       <w:r>
-        <w:rPr>
-          <w:highlight w:val="yellow"/>
-        </w:rPr>
+        <w:rPr/>
         <w:t>[insert %]</w:t>
       </w:r>
       <w:r>
@@ -2026,7 +1723,6 @@
         <w:rPr>
           <w:rFonts w:eastAsiaTheme="minorEastAsia" w:cstheme="minorBidi"/>
           <w:color w:val="1E2635"/>
-          <w:highlight w:val="yellow"/>
         </w:rPr>
         <w:t>&lt;&lt; Matter.CustomField.CalamityBeneficiary2 &gt;&gt;</w:t>
       </w:r>
@@ -2042,9 +1738,7 @@
         <w:t xml:space="preserve"> Provision </w:t>
       </w:r>
       <w:r>
-        <w:rPr>
-          <w:highlight w:val="yellow"/>
-        </w:rPr>
+        <w:rPr/>
         <w:t>[#applying/ not applying]</w:t>
       </w:r>
       <w:r>
@@ -2059,9 +1753,7 @@
         <w:t xml:space="preserve">as to a </w:t>
       </w:r>
       <w:r>
-        <w:rPr>
-          <w:highlight w:val="yellow"/>
-        </w:rPr>
+        <w:rPr/>
         <w:t>[insert %]</w:t>
       </w:r>
       <w:r>
@@ -2071,7 +1763,6 @@
         <w:rPr>
           <w:rFonts w:eastAsiaTheme="minorEastAsia" w:cstheme="minorBidi"/>
           <w:color w:val="1E2635"/>
-          <w:highlight w:val="yellow"/>
         </w:rPr>
         <w:t>&lt;&lt; Matter.CustomField.CalamityBeneficiary3 &gt;&gt;</w:t>
       </w:r>
@@ -2087,9 +1778,7 @@
         <w:t xml:space="preserve"> Provision </w:t>
       </w:r>
       <w:r>
-        <w:rPr>
-          <w:highlight w:val="yellow"/>
-        </w:rPr>
+        <w:rPr/>
         <w:t>[#applying/ not applying]</w:t>
       </w:r>
       <w:r>
@@ -2101,9 +1790,7 @@
         <w:pStyle w:val="Heading2"/>
       </w:pPr>
       <w:r>
-        <w:rPr>
-          <w:highlight w:val="cyan"/>
-        </w:rPr>
+        <w:rPr/>
         <w:t>#If 2 gifts above:</w:t>
       </w:r>
       <w:r>
@@ -2124,9 +1811,7 @@
         <w:pStyle w:val="Heading2"/>
       </w:pPr>
       <w:r>
-        <w:rPr>
-          <w:highlight w:val="cyan"/>
-        </w:rPr>
+        <w:rPr/>
         <w:t>#If 3 or more gifts above:</w:t>
       </w:r>
       <w:r>
@@ -3498,23 +3183,17 @@
         <w:t xml:space="preserve">So far as I can choose the law to govern the administration of my estate, and the trusts created by my Will, I choose the laws of </w:t>
       </w:r>
       <w:r>
-        <w:rPr>
-          <w:highlight w:val="yellow"/>
-        </w:rPr>
+        <w:rPr/>
         <w:t xml:space="preserve">&lt;&lt; </w:t>
       </w:r>
       <w:proofErr w:type="spellStart"/>
       <w:r>
-        <w:rPr>
-          <w:highlight w:val="yellow"/>
-        </w:rPr>
+        <w:rPr/>
         <w:t>Matter.CustomField.Jurisdiction</w:t>
       </w:r>
       <w:proofErr w:type="spellEnd"/>
       <w:r>
-        <w:rPr>
-          <w:highlight w:val="yellow"/>
-        </w:rPr>
+        <w:rPr/>
         <w:t xml:space="preserve"> &gt;&gt;</w:t>
       </w:r>
       <w:r>
@@ -4566,23 +4245,17 @@
         <w:t xml:space="preserve"> means </w:t>
       </w:r>
       <w:r>
-        <w:rPr>
-          <w:highlight w:val="yellow"/>
-        </w:rPr>
+        <w:rPr/>
         <w:t xml:space="preserve">&lt;&lt; </w:t>
       </w:r>
       <w:proofErr w:type="spellStart"/>
       <w:r>
-        <w:rPr>
-          <w:highlight w:val="yellow"/>
-        </w:rPr>
+        <w:rPr/>
         <w:t>Matter.Relationships.Mr.Name</w:t>
       </w:r>
       <w:proofErr w:type="spellEnd"/>
       <w:r>
-        <w:rPr>
-          <w:highlight w:val="yellow"/>
-        </w:rPr>
+        <w:rPr/>
         <w:t xml:space="preserve"> &gt;&gt;</w:t>
       </w:r>
       <w:r>
@@ -4635,23 +4308,17 @@
         <w:t xml:space="preserve">    Executed by </w:t>
       </w:r>
       <w:r>
-        <w:rPr>
-          <w:highlight w:val="yellow"/>
-        </w:rPr>
+        <w:rPr/>
         <w:t xml:space="preserve">&lt;&lt; </w:t>
       </w:r>
       <w:proofErr w:type="spellStart"/>
       <w:r>
-        <w:rPr>
-          <w:highlight w:val="yellow"/>
-        </w:rPr>
+        <w:rPr/>
         <w:t>Matter.Relationships.Mr.Name</w:t>
       </w:r>
       <w:proofErr w:type="spellEnd"/>
       <w:r>
-        <w:rPr>
-          <w:highlight w:val="yellow"/>
-        </w:rPr>
+        <w:rPr/>
         <w:t xml:space="preserve"> &gt;&gt;</w:t>
       </w:r>
       <w:r>
@@ -4694,23 +4361,17 @@
               <w:t xml:space="preserve">Signed by </w:t>
             </w:r>
             <w:r>
-              <w:rPr>
-                <w:highlight w:val="yellow"/>
-              </w:rPr>
+              <w:rPr/>
               <w:t xml:space="preserve">&lt;&lt; </w:t>
             </w:r>
             <w:proofErr w:type="spellStart"/>
             <w:r>
-              <w:rPr>
-                <w:highlight w:val="yellow"/>
-              </w:rPr>
+              <w:rPr/>
               <w:t>Matter.Relationships.Mr.Name</w:t>
             </w:r>
             <w:proofErr w:type="spellEnd"/>
             <w:r>
-              <w:rPr>
-                <w:highlight w:val="yellow"/>
-              </w:rPr>
+              <w:rPr/>
               <w:t xml:space="preserve"> &gt;&gt;</w:t>
             </w:r>
             <w:r>

--- a/api/templates/Simple Will - Couple (Clio).docx
+++ b/api/templates/Simple Will - Couple (Clio).docx
@@ -242,12 +242,12 @@
       <w:pPr>
         <w:jc w:val="center"/>
         <w:sectPr>
-          <w:headerReference w:type="even" r:id="rId11"/>
-          <w:headerReference w:type="default" r:id="rId12"/>
-          <w:footerReference w:type="even" r:id="rId13"/>
-          <w:footerReference w:type="default" r:id="rId14"/>
-          <w:headerReference w:type="first" r:id="rId15"/>
-          <w:footerReference w:type="first" r:id="rId16"/>
+          <w:headerReference w:type="default" r:id="rIdWillHdrCover"/>
+          <w:headerReference w:type="even" r:id="rIdWillHdrCover"/>
+          <w:headerReference w:type="first" r:id="rIdWillHdrCover"/>
+          <w:footerReference w:type="default" r:id="rIdWillFtrCover"/>
+          <w:footerReference w:type="even" r:id="rIdWillFtrCover"/>
+          <w:footerReference w:type="first" r:id="rIdWillFtrCover"/>
           <w:pgSz w:w="11906" w:h="16838"/>
           <w:pgMar w:top="1134" w:right="1134" w:bottom="1134" w:left="1134" w:header="709" w:footer="529" w:gutter="0"/>
           <w:pgNumType w:start="2"/>
@@ -4239,7 +4239,7 @@
         <w:rPr>
           <w:rStyle w:val="AEPBold"/>
         </w:rPr>
-        <w:t>Testator</w:t>
+        <w:t>&lt;&lt; Will.TestatorLabel &gt;&gt;</w:t>
       </w:r>
       <w:r>
         <w:t xml:space="preserve"> means </w:t>
@@ -4423,7 +4423,7 @@
               <w:pStyle w:val="AEPTextL0"/>
             </w:pPr>
             <w:r>
-              <w:t>Signature of Testator</w:t>
+              <w:t>Signature of &lt;&lt; Will.TestatorLabel &gt;&gt;</w:t>
             </w:r>
           </w:p>
         </w:tc>
@@ -4708,12 +4708,12 @@
       </w:pPr>
     </w:p>
     <w:sectPr>
-      <w:headerReference w:type="even" r:id="rId17"/>
-      <w:headerReference w:type="default" r:id="rId18"/>
-      <w:footerReference w:type="even" r:id="rId19"/>
-      <w:footerReference w:type="default" r:id="rId20"/>
-      <w:headerReference w:type="first" r:id="rId21"/>
-      <w:footerReference w:type="first" r:id="rId22"/>
+      <w:headerReference w:type="default" r:id="rIdWillHdrBody"/>
+      <w:headerReference w:type="even" r:id="rIdWillHdrBody"/>
+      <w:headerReference w:type="first" r:id="rIdWillHdrBody"/>
+      <w:footerReference w:type="default" r:id="rIdWillFtrBody"/>
+      <w:footerReference w:type="even" r:id="rIdWillFtrBody"/>
+      <w:footerReference w:type="first" r:id="rIdWillFtrBody"/>
       <w:pgSz w:w="11906" w:h="16838" w:code="9"/>
       <w:pgMar w:top="1138" w:right="1138" w:bottom="1138" w:left="1138" w:header="706" w:footer="418" w:gutter="0"/>
       <w:pgNumType w:start="1"/>
@@ -4746,98 +4746,218 @@
 </file>
 
 <file path=word/footer1.xml><?xml version="1.0" encoding="utf-8"?>
-<w:ftr xmlns:wpc="http://schemas.microsoft.com/office/word/2010/wordprocessingCanvas" xmlns:cx="http://schemas.microsoft.com/office/drawing/2014/chartex" xmlns:cx1="http://schemas.microsoft.com/office/drawing/2015/9/8/chartex" xmlns:cx2="http://schemas.microsoft.com/office/drawing/2015/10/21/chartex" xmlns:cx3="http://schemas.microsoft.com/office/drawing/2016/5/9/chartex" xmlns:cx4="http://schemas.microsoft.com/office/drawing/2016/5/10/chartex" xmlns:cx5="http://schemas.microsoft.com/office/drawing/2016/5/11/chartex" xmlns:cx6="http://schemas.microsoft.com/office/drawing/2016/5/12/chartex" xmlns:cx7="http://schemas.microsoft.com/office/drawing/2016/5/13/chartex" xmlns:cx8="http://schemas.microsoft.com/office/drawing/2016/5/14/chartex" xmlns:mc="http://schemas.openxmlformats.org/markup-compatibility/2006" xmlns:aink="http://schemas.microsoft.com/office/drawing/2016/ink" xmlns:am3d="http://schemas.microsoft.com/office/drawing/2017/model3d" xmlns:o="urn:schemas-microsoft-com:office:office" xmlns:oel="http://schemas.microsoft.com/office/2019/extlst" xmlns:r="http://schemas.openxmlformats.org/officeDocument/2006/relationships" xmlns:m="http://schemas.openxmlformats.org/officeDocument/2006/math" xmlns:v="urn:schemas-microsoft-com:vml" xmlns:wp14="http://schemas.microsoft.com/office/word/2010/wordprocessingDrawing" xmlns:wp="http://schemas.openxmlformats.org/drawingml/2006/wordprocessingDrawing" xmlns:w10="urn:schemas-microsoft-com:office:word" xmlns:w="http://schemas.openxmlformats.org/wordprocessingml/2006/main" xmlns:w14="http://schemas.microsoft.com/office/word/2010/wordml" xmlns:w15="http://schemas.microsoft.com/office/word/2012/wordml" xmlns:w16cex="http://schemas.microsoft.com/office/word/2018/wordml/cex" xmlns:w16cid="http://schemas.microsoft.com/office/word/2016/wordml/cid" xmlns:w16="http://schemas.microsoft.com/office/word/2018/wordml" xmlns:w16du="http://schemas.microsoft.com/office/word/2023/wordml/word16du" xmlns:w16sdtdh="http://schemas.microsoft.com/office/word/2020/wordml/sdtdatahash" xmlns:w16sdtfl="http://schemas.microsoft.com/office/word/2024/wordml/sdtformatlock" xmlns:w16se="http://schemas.microsoft.com/office/word/2015/wordml/symex" xmlns:wpg="http://schemas.microsoft.com/office/word/2010/wordprocessingGroup" xmlns:wpi="http://schemas.microsoft.com/office/word/2010/wordprocessingInk" xmlns:wne="http://schemas.microsoft.com/office/word/2006/wordml" xmlns:wps="http://schemas.microsoft.com/office/word/2010/wordprocessingShape" mc:Ignorable="w14 w15 w16se w16cid w16 w16cex w16sdtdh w16sdtfl w16du wp14">
+<w:ftr xmlns:w="http://schemas.openxmlformats.org/wordprocessingml/2006/main" xmlns:r="http://schemas.openxmlformats.org/officeDocument/2006/relationships">
   <w:p>
     <w:pPr>
-      <w:pStyle w:val="Footer"/>
+      <w:spacing w:before="0" w:after="0" w:line="240" w:lineRule="auto"/>
+      <w:jc w:val="left"/>
+      <w:rPr>
+        <w:sz w:val="18"/>
+        <w:szCs w:val="18"/>
+      </w:rPr>
     </w:pPr>
   </w:p>
 </w:ftr>
 </file>
 
 <file path=word/footer2.xml><?xml version="1.0" encoding="utf-8"?>
-<w:ftr xmlns:wpc="http://schemas.microsoft.com/office/word/2010/wordprocessingCanvas" xmlns:cx="http://schemas.microsoft.com/office/drawing/2014/chartex" xmlns:cx1="http://schemas.microsoft.com/office/drawing/2015/9/8/chartex" xmlns:cx2="http://schemas.microsoft.com/office/drawing/2015/10/21/chartex" xmlns:cx3="http://schemas.microsoft.com/office/drawing/2016/5/9/chartex" xmlns:cx4="http://schemas.microsoft.com/office/drawing/2016/5/10/chartex" xmlns:cx5="http://schemas.microsoft.com/office/drawing/2016/5/11/chartex" xmlns:cx6="http://schemas.microsoft.com/office/drawing/2016/5/12/chartex" xmlns:cx7="http://schemas.microsoft.com/office/drawing/2016/5/13/chartex" xmlns:cx8="http://schemas.microsoft.com/office/drawing/2016/5/14/chartex" xmlns:mc="http://schemas.openxmlformats.org/markup-compatibility/2006" xmlns:aink="http://schemas.microsoft.com/office/drawing/2016/ink" xmlns:am3d="http://schemas.microsoft.com/office/drawing/2017/model3d" xmlns:o="urn:schemas-microsoft-com:office:office" xmlns:oel="http://schemas.microsoft.com/office/2019/extlst" xmlns:r="http://schemas.openxmlformats.org/officeDocument/2006/relationships" xmlns:m="http://schemas.openxmlformats.org/officeDocument/2006/math" xmlns:v="urn:schemas-microsoft-com:vml" xmlns:wp14="http://schemas.microsoft.com/office/word/2010/wordprocessingDrawing" xmlns:wp="http://schemas.openxmlformats.org/drawingml/2006/wordprocessingDrawing" xmlns:w10="urn:schemas-microsoft-com:office:word" xmlns:w="http://schemas.openxmlformats.org/wordprocessingml/2006/main" xmlns:w14="http://schemas.microsoft.com/office/word/2010/wordml" xmlns:w15="http://schemas.microsoft.com/office/word/2012/wordml" xmlns:w16cex="http://schemas.microsoft.com/office/word/2018/wordml/cex" xmlns:w16cid="http://schemas.microsoft.com/office/word/2016/wordml/cid" xmlns:w16="http://schemas.microsoft.com/office/word/2018/wordml" xmlns:w16du="http://schemas.microsoft.com/office/word/2023/wordml/word16du" xmlns:w16sdtdh="http://schemas.microsoft.com/office/word/2020/wordml/sdtdatahash" xmlns:w16sdtfl="http://schemas.microsoft.com/office/word/2024/wordml/sdtformatlock" xmlns:w16se="http://schemas.microsoft.com/office/word/2015/wordml/symex" xmlns:wpg="http://schemas.microsoft.com/office/word/2010/wordprocessingGroup" xmlns:wpi="http://schemas.microsoft.com/office/word/2010/wordprocessingInk" xmlns:wne="http://schemas.microsoft.com/office/word/2006/wordml" xmlns:wps="http://schemas.microsoft.com/office/word/2010/wordprocessingShape" mc:Ignorable="w14 w15 w16se w16cid w16 w16cex w16sdtdh w16sdtfl w16du wp14">
+<w:ftr xmlns:w="http://schemas.openxmlformats.org/wordprocessingml/2006/main" xmlns:r="http://schemas.openxmlformats.org/officeDocument/2006/relationships">
+  <w:tbl>
+    <w:tblPr>
+      <w:tblW w:w="9630" w:type="dxa"/>
+      <w:tblBorders>
+        <w:top w:val="nil"/>
+        <w:left w:val="nil"/>
+        <w:bottom w:val="nil"/>
+        <w:right w:val="nil"/>
+        <w:insideH w:val="nil"/>
+        <w:insideV w:val="nil"/>
+      </w:tblBorders>
+      <w:tblLayout w:type="fixed"/>
+      <w:tblCellMar>
+        <w:left w:w="0" w:type="dxa"/>
+        <w:right w:w="0" w:type="dxa"/>
+      </w:tblCellMar>
+      <w:tblLook w:val="0000"/>
+    </w:tblPr>
+    <w:tblGrid>
+      <w:gridCol w:w="4815"/>
+      <w:gridCol w:w="4815"/>
+    </w:tblGrid>
+    <w:tr>
+      <w:tc>
+        <w:tcPr>
+          <w:tcW w:w="4815" w:type="dxa"/>
+        </w:tcPr>
+        <w:p>
+          <w:pPr>
+            <w:spacing w:before="360" w:after="0" w:line="240" w:lineRule="auto"/>
+            <w:jc w:val="left"/>
+            <w:rPr>
+              <w:sz w:val="18"/>
+              <w:szCs w:val="18"/>
+            </w:rPr>
+          </w:pPr>
+          <w:r>
+            <w:rPr>
+              <w:sz w:val="18"/>
+              <w:szCs w:val="18"/>
+            </w:rPr>
+            <w:t xml:space="preserve">__________________________________</w:t>
+          </w:r>
+        </w:p>
+        <w:p>
+          <w:pPr>
+            <w:spacing w:before="0" w:after="0" w:line="240" w:lineRule="auto"/>
+            <w:jc w:val="left"/>
+            <w:rPr>
+              <w:sz w:val="18"/>
+              <w:szCs w:val="18"/>
+            </w:rPr>
+          </w:pPr>
+          <w:r>
+            <w:rPr>
+              <w:sz w:val="18"/>
+              <w:szCs w:val="18"/>
+            </w:rPr>
+            <w:t xml:space="preserve">&lt;&lt; Will.TestatorLabel &gt;&gt;</w:t>
+          </w:r>
+        </w:p>
+        <w:p>
+          <w:pPr>
+            <w:spacing w:before="160" w:after="0" w:line="240" w:lineRule="auto"/>
+            <w:jc w:val="left"/>
+            <w:rPr>
+              <w:sz w:val="18"/>
+              <w:szCs w:val="18"/>
+            </w:rPr>
+          </w:pPr>
+          <w:r>
+            <w:rPr>
+              <w:sz w:val="18"/>
+              <w:szCs w:val="18"/>
+            </w:rPr>
+            <w:t xml:space="preserve">Date ____/____/____</w:t>
+          </w:r>
+        </w:p>
+      </w:tc>
+      <w:tc>
+        <w:tcPr>
+          <w:tcW w:w="4815" w:type="dxa"/>
+        </w:tcPr>
+        <w:p>
+          <w:pPr>
+            <w:spacing w:before="360" w:after="0" w:line="240" w:lineRule="auto"/>
+            <w:rPr>
+              <w:sz w:val="18"/>
+              <w:szCs w:val="18"/>
+            </w:rPr>
+          </w:pPr>
+          <w:bookmarkStart w:id="9001" w:name="ExecutorFooter"/>
+          <w:r>
+            <w:rPr>
+              <w:sz w:val="18"/>
+              <w:szCs w:val="18"/>
+            </w:rPr>
+            <w:t xml:space="preserve">__________________________________</w:t>
+          </w:r>
+        </w:p>
+        <w:p>
+          <w:pPr>
+            <w:spacing w:before="0" w:after="0" w:line="240" w:lineRule="auto"/>
+            <w:rPr>
+              <w:sz w:val="18"/>
+              <w:szCs w:val="18"/>
+            </w:rPr>
+          </w:pPr>
+          <w:r>
+            <w:rPr>
+              <w:sz w:val="18"/>
+              <w:szCs w:val="18"/>
+            </w:rPr>
+            <w:t xml:space="preserve">&lt;&lt; Matter.CustomField.InitialExecutor &gt;&gt;</w:t>
+          </w:r>
+          <w:bookmarkEnd w:id="9001"/>
+        </w:p>
+        <w:p>
+          <w:pPr>
+            <w:spacing w:before="360" w:after="0" w:line="240" w:lineRule="auto"/>
+            <w:jc w:val="left"/>
+            <w:rPr>
+              <w:sz w:val="18"/>
+              <w:szCs w:val="18"/>
+            </w:rPr>
+          </w:pPr>
+          <w:r>
+            <w:rPr>
+              <w:sz w:val="18"/>
+              <w:szCs w:val="18"/>
+            </w:rPr>
+            <w:t xml:space="preserve">__________________________________</w:t>
+          </w:r>
+        </w:p>
+        <w:p>
+          <w:pPr>
+            <w:spacing w:before="0" w:after="0" w:line="240" w:lineRule="auto"/>
+            <w:jc w:val="left"/>
+            <w:rPr>
+              <w:sz w:val="18"/>
+              <w:szCs w:val="18"/>
+            </w:rPr>
+          </w:pPr>
+          <w:r>
+            <w:rPr>
+              <w:sz w:val="18"/>
+              <w:szCs w:val="18"/>
+            </w:rPr>
+            <w:t xml:space="preserve">Witness 1</w:t>
+          </w:r>
+        </w:p>
+        <w:p>
+          <w:pPr>
+            <w:spacing w:before="360" w:after="0" w:line="240" w:lineRule="auto"/>
+            <w:jc w:val="left"/>
+            <w:rPr>
+              <w:sz w:val="18"/>
+              <w:szCs w:val="18"/>
+            </w:rPr>
+          </w:pPr>
+          <w:r>
+            <w:rPr>
+              <w:sz w:val="18"/>
+              <w:szCs w:val="18"/>
+            </w:rPr>
+            <w:t xml:space="preserve">__________________________________</w:t>
+          </w:r>
+        </w:p>
+        <w:p>
+          <w:pPr>
+            <w:spacing w:before="0" w:after="0" w:line="240" w:lineRule="auto"/>
+            <w:jc w:val="left"/>
+            <w:rPr>
+              <w:sz w:val="18"/>
+              <w:szCs w:val="18"/>
+            </w:rPr>
+          </w:pPr>
+          <w:r>
+            <w:rPr>
+              <w:sz w:val="18"/>
+              <w:szCs w:val="18"/>
+            </w:rPr>
+            <w:t xml:space="preserve">Witness 2</w:t>
+          </w:r>
+        </w:p>
+      </w:tc>
+    </w:tr>
+  </w:tbl>
   <w:p>
     <w:pPr>
-      <w:pStyle w:val="Footer"/>
-    </w:pPr>
-  </w:p>
-</w:ftr>
-</file>
-
-<file path=word/footer3.xml><?xml version="1.0" encoding="utf-8"?>
-<w:ftr xmlns:wpc="http://schemas.microsoft.com/office/word/2010/wordprocessingCanvas" xmlns:cx="http://schemas.microsoft.com/office/drawing/2014/chartex" xmlns:cx1="http://schemas.microsoft.com/office/drawing/2015/9/8/chartex" xmlns:cx2="http://schemas.microsoft.com/office/drawing/2015/10/21/chartex" xmlns:cx3="http://schemas.microsoft.com/office/drawing/2016/5/9/chartex" xmlns:cx4="http://schemas.microsoft.com/office/drawing/2016/5/10/chartex" xmlns:cx5="http://schemas.microsoft.com/office/drawing/2016/5/11/chartex" xmlns:cx6="http://schemas.microsoft.com/office/drawing/2016/5/12/chartex" xmlns:cx7="http://schemas.microsoft.com/office/drawing/2016/5/13/chartex" xmlns:cx8="http://schemas.microsoft.com/office/drawing/2016/5/14/chartex" xmlns:mc="http://schemas.openxmlformats.org/markup-compatibility/2006" xmlns:aink="http://schemas.microsoft.com/office/drawing/2016/ink" xmlns:am3d="http://schemas.microsoft.com/office/drawing/2017/model3d" xmlns:o="urn:schemas-microsoft-com:office:office" xmlns:oel="http://schemas.microsoft.com/office/2019/extlst" xmlns:r="http://schemas.openxmlformats.org/officeDocument/2006/relationships" xmlns:m="http://schemas.openxmlformats.org/officeDocument/2006/math" xmlns:v="urn:schemas-microsoft-com:vml" xmlns:wp14="http://schemas.microsoft.com/office/word/2010/wordprocessingDrawing" xmlns:wp="http://schemas.openxmlformats.org/drawingml/2006/wordprocessingDrawing" xmlns:w10="urn:schemas-microsoft-com:office:word" xmlns:w="http://schemas.openxmlformats.org/wordprocessingml/2006/main" xmlns:w14="http://schemas.microsoft.com/office/word/2010/wordml" xmlns:w15="http://schemas.microsoft.com/office/word/2012/wordml" xmlns:w16cex="http://schemas.microsoft.com/office/word/2018/wordml/cex" xmlns:w16cid="http://schemas.microsoft.com/office/word/2016/wordml/cid" xmlns:w16="http://schemas.microsoft.com/office/word/2018/wordml" xmlns:w16du="http://schemas.microsoft.com/office/word/2023/wordml/word16du" xmlns:w16sdtdh="http://schemas.microsoft.com/office/word/2020/wordml/sdtdatahash" xmlns:w16sdtfl="http://schemas.microsoft.com/office/word/2024/wordml/sdtformatlock" xmlns:w16se="http://schemas.microsoft.com/office/word/2015/wordml/symex" xmlns:wpg="http://schemas.microsoft.com/office/word/2010/wordprocessingGroup" xmlns:wpi="http://schemas.microsoft.com/office/word/2010/wordprocessingInk" xmlns:wne="http://schemas.microsoft.com/office/word/2006/wordml" xmlns:wps="http://schemas.microsoft.com/office/word/2010/wordprocessingShape" mc:Ignorable="w14 w15 w16se w16cid w16 w16cex w16sdtdh w16sdtfl w16du wp14">
-  <w:p>
-    <w:pPr>
-      <w:pStyle w:val="Footer"/>
-    </w:pPr>
-  </w:p>
-</w:ftr>
-</file>
-
-<file path=word/footer4.xml><?xml version="1.0" encoding="utf-8"?>
-<w:ftr xmlns:wpc="http://schemas.microsoft.com/office/word/2010/wordprocessingCanvas" xmlns:cx="http://schemas.microsoft.com/office/drawing/2014/chartex" xmlns:cx1="http://schemas.microsoft.com/office/drawing/2015/9/8/chartex" xmlns:cx2="http://schemas.microsoft.com/office/drawing/2015/10/21/chartex" xmlns:cx3="http://schemas.microsoft.com/office/drawing/2016/5/9/chartex" xmlns:cx4="http://schemas.microsoft.com/office/drawing/2016/5/10/chartex" xmlns:cx5="http://schemas.microsoft.com/office/drawing/2016/5/11/chartex" xmlns:cx6="http://schemas.microsoft.com/office/drawing/2016/5/12/chartex" xmlns:cx7="http://schemas.microsoft.com/office/drawing/2016/5/13/chartex" xmlns:cx8="http://schemas.microsoft.com/office/drawing/2016/5/14/chartex" xmlns:mc="http://schemas.openxmlformats.org/markup-compatibility/2006" xmlns:aink="http://schemas.microsoft.com/office/drawing/2016/ink" xmlns:am3d="http://schemas.microsoft.com/office/drawing/2017/model3d" xmlns:o="urn:schemas-microsoft-com:office:office" xmlns:oel="http://schemas.microsoft.com/office/2019/extlst" xmlns:r="http://schemas.openxmlformats.org/officeDocument/2006/relationships" xmlns:m="http://schemas.openxmlformats.org/officeDocument/2006/math" xmlns:v="urn:schemas-microsoft-com:vml" xmlns:wp14="http://schemas.microsoft.com/office/word/2010/wordprocessingDrawing" xmlns:wp="http://schemas.openxmlformats.org/drawingml/2006/wordprocessingDrawing" xmlns:w10="urn:schemas-microsoft-com:office:word" xmlns:w="http://schemas.openxmlformats.org/wordprocessingml/2006/main" xmlns:w14="http://schemas.microsoft.com/office/word/2010/wordml" xmlns:w15="http://schemas.microsoft.com/office/word/2012/wordml" xmlns:w16cex="http://schemas.microsoft.com/office/word/2018/wordml/cex" xmlns:w16cid="http://schemas.microsoft.com/office/word/2016/wordml/cid" xmlns:w16="http://schemas.microsoft.com/office/word/2018/wordml" xmlns:w16du="http://schemas.microsoft.com/office/word/2023/wordml/word16du" xmlns:w16sdtdh="http://schemas.microsoft.com/office/word/2020/wordml/sdtdatahash" xmlns:w16sdtfl="http://schemas.microsoft.com/office/word/2024/wordml/sdtformatlock" xmlns:w16se="http://schemas.microsoft.com/office/word/2015/wordml/symex" xmlns:wpg="http://schemas.microsoft.com/office/word/2010/wordprocessingGroup" xmlns:wpi="http://schemas.microsoft.com/office/word/2010/wordprocessingInk" xmlns:wne="http://schemas.microsoft.com/office/word/2006/wordml" xmlns:wps="http://schemas.microsoft.com/office/word/2010/wordprocessingShape" mc:Ignorable="w14 w15 w16se w16cid w16 w16cex w16sdtdh w16sdtfl w16du wp14">
-  <w:p>
-    <w:pPr>
-      <w:pStyle w:val="Footer"/>
-    </w:pPr>
-  </w:p>
-</w:ftr>
-</file>
-
-<file path=word/footer5.xml><?xml version="1.0" encoding="utf-8"?>
-<w:ftr xmlns:wpc="http://schemas.microsoft.com/office/word/2010/wordprocessingCanvas" xmlns:cx="http://schemas.microsoft.com/office/drawing/2014/chartex" xmlns:cx1="http://schemas.microsoft.com/office/drawing/2015/9/8/chartex" xmlns:cx2="http://schemas.microsoft.com/office/drawing/2015/10/21/chartex" xmlns:cx3="http://schemas.microsoft.com/office/drawing/2016/5/9/chartex" xmlns:cx4="http://schemas.microsoft.com/office/drawing/2016/5/10/chartex" xmlns:cx5="http://schemas.microsoft.com/office/drawing/2016/5/11/chartex" xmlns:cx6="http://schemas.microsoft.com/office/drawing/2016/5/12/chartex" xmlns:cx7="http://schemas.microsoft.com/office/drawing/2016/5/13/chartex" xmlns:cx8="http://schemas.microsoft.com/office/drawing/2016/5/14/chartex" xmlns:mc="http://schemas.openxmlformats.org/markup-compatibility/2006" xmlns:aink="http://schemas.microsoft.com/office/drawing/2016/ink" xmlns:am3d="http://schemas.microsoft.com/office/drawing/2017/model3d" xmlns:o="urn:schemas-microsoft-com:office:office" xmlns:oel="http://schemas.microsoft.com/office/2019/extlst" xmlns:r="http://schemas.openxmlformats.org/officeDocument/2006/relationships" xmlns:m="http://schemas.openxmlformats.org/officeDocument/2006/math" xmlns:v="urn:schemas-microsoft-com:vml" xmlns:wp14="http://schemas.microsoft.com/office/word/2010/wordprocessingDrawing" xmlns:wp="http://schemas.openxmlformats.org/drawingml/2006/wordprocessingDrawing" xmlns:w10="urn:schemas-microsoft-com:office:word" xmlns:w="http://schemas.openxmlformats.org/wordprocessingml/2006/main" xmlns:w14="http://schemas.microsoft.com/office/word/2010/wordml" xmlns:w15="http://schemas.microsoft.com/office/word/2012/wordml" xmlns:w16cex="http://schemas.microsoft.com/office/word/2018/wordml/cex" xmlns:w16cid="http://schemas.microsoft.com/office/word/2016/wordml/cid" xmlns:w16="http://schemas.microsoft.com/office/word/2018/wordml" xmlns:w16du="http://schemas.microsoft.com/office/word/2023/wordml/word16du" xmlns:w16sdtdh="http://schemas.microsoft.com/office/word/2020/wordml/sdtdatahash" xmlns:w16sdtfl="http://schemas.microsoft.com/office/word/2024/wordml/sdtformatlock" xmlns:w16se="http://schemas.microsoft.com/office/word/2015/wordml/symex" xmlns:wpg="http://schemas.microsoft.com/office/word/2010/wordprocessingGroup" xmlns:wpi="http://schemas.microsoft.com/office/word/2010/wordprocessingInk" xmlns:wne="http://schemas.microsoft.com/office/word/2006/wordml" xmlns:wps="http://schemas.microsoft.com/office/word/2010/wordprocessingShape" mc:Ignorable="w14 w15 w16se w16cid w16 w16cex w16sdtdh w16sdtfl w16du wp14">
-  <w:sdt>
-    <w:sdtPr>
-      <w:id w:val="1994830179"/>
-      <w:docPartObj>
-        <w:docPartGallery w:val="Page Numbers (Bottom of Page)"/>
-        <w:docPartUnique/>
-      </w:docPartObj>
-    </w:sdtPr>
-    <w:sdtEndPr>
+      <w:spacing w:before="0" w:after="0" w:line="240" w:lineRule="auto"/>
+      <w:jc w:val="left"/>
       <w:rPr>
-        <w:noProof/>
+        <w:sz w:val="18"/>
+        <w:szCs w:val="18"/>
       </w:rPr>
-    </w:sdtEndPr>
-    <w:sdtContent>
-      <w:p>
-        <w:pPr>
-          <w:pStyle w:val="Footer"/>
-          <w:jc w:val="right"/>
-        </w:pPr>
-        <w:r>
-          <w:fldChar w:fldCharType="begin"/>
-        </w:r>
-        <w:r>
-          <w:instrText xml:space="preserve"> PAGE   \* MERGEFORMAT </w:instrText>
-        </w:r>
-        <w:r>
-          <w:fldChar w:fldCharType="separate"/>
-        </w:r>
-        <w:r>
-          <w:rPr>
-            <w:noProof/>
-          </w:rPr>
-          <w:t>2</w:t>
-        </w:r>
-        <w:r>
-          <w:rPr>
-            <w:noProof/>
-          </w:rPr>
-          <w:fldChar w:fldCharType="end"/>
-        </w:r>
-      </w:p>
-    </w:sdtContent>
-  </w:sdt>
-</w:ftr>
-</file>
-
-<file path=word/footer6.xml><?xml version="1.0" encoding="utf-8"?>
-<w:ftr xmlns:wpc="http://schemas.microsoft.com/office/word/2010/wordprocessingCanvas" xmlns:cx="http://schemas.microsoft.com/office/drawing/2014/chartex" xmlns:cx1="http://schemas.microsoft.com/office/drawing/2015/9/8/chartex" xmlns:cx2="http://schemas.microsoft.com/office/drawing/2015/10/21/chartex" xmlns:cx3="http://schemas.microsoft.com/office/drawing/2016/5/9/chartex" xmlns:cx4="http://schemas.microsoft.com/office/drawing/2016/5/10/chartex" xmlns:cx5="http://schemas.microsoft.com/office/drawing/2016/5/11/chartex" xmlns:cx6="http://schemas.microsoft.com/office/drawing/2016/5/12/chartex" xmlns:cx7="http://schemas.microsoft.com/office/drawing/2016/5/13/chartex" xmlns:cx8="http://schemas.microsoft.com/office/drawing/2016/5/14/chartex" xmlns:mc="http://schemas.openxmlformats.org/markup-compatibility/2006" xmlns:aink="http://schemas.microsoft.com/office/drawing/2016/ink" xmlns:am3d="http://schemas.microsoft.com/office/drawing/2017/model3d" xmlns:o="urn:schemas-microsoft-com:office:office" xmlns:oel="http://schemas.microsoft.com/office/2019/extlst" xmlns:r="http://schemas.openxmlformats.org/officeDocument/2006/relationships" xmlns:m="http://schemas.openxmlformats.org/officeDocument/2006/math" xmlns:v="urn:schemas-microsoft-com:vml" xmlns:wp14="http://schemas.microsoft.com/office/word/2010/wordprocessingDrawing" xmlns:wp="http://schemas.openxmlformats.org/drawingml/2006/wordprocessingDrawing" xmlns:w10="urn:schemas-microsoft-com:office:word" xmlns:w="http://schemas.openxmlformats.org/wordprocessingml/2006/main" xmlns:w14="http://schemas.microsoft.com/office/word/2010/wordml" xmlns:w15="http://schemas.microsoft.com/office/word/2012/wordml" xmlns:w16cex="http://schemas.microsoft.com/office/word/2018/wordml/cex" xmlns:w16cid="http://schemas.microsoft.com/office/word/2016/wordml/cid" xmlns:w16="http://schemas.microsoft.com/office/word/2018/wordml" xmlns:w16du="http://schemas.microsoft.com/office/word/2023/wordml/word16du" xmlns:w16sdtdh="http://schemas.microsoft.com/office/word/2020/wordml/sdtdatahash" xmlns:w16sdtfl="http://schemas.microsoft.com/office/word/2024/wordml/sdtformatlock" xmlns:w16se="http://schemas.microsoft.com/office/word/2015/wordml/symex" xmlns:wpg="http://schemas.microsoft.com/office/word/2010/wordprocessingGroup" xmlns:wpi="http://schemas.microsoft.com/office/word/2010/wordprocessingInk" xmlns:wne="http://schemas.microsoft.com/office/word/2006/wordml" xmlns:wps="http://schemas.microsoft.com/office/word/2010/wordprocessingShape" mc:Ignorable="w14 w15 w16se w16cid w16 w16cex w16sdtdh w16sdtfl w16du wp14">
-  <w:p>
-    <w:pPr>
-      <w:pStyle w:val="Footer"/>
     </w:pPr>
   </w:p>
 </w:ftr>
@@ -4865,61 +4985,175 @@
 </file>
 
 <file path=word/header1.xml><?xml version="1.0" encoding="utf-8"?>
-<w:hdr xmlns:wpc="http://schemas.microsoft.com/office/word/2010/wordprocessingCanvas" xmlns:cx="http://schemas.microsoft.com/office/drawing/2014/chartex" xmlns:cx1="http://schemas.microsoft.com/office/drawing/2015/9/8/chartex" xmlns:cx2="http://schemas.microsoft.com/office/drawing/2015/10/21/chartex" xmlns:cx3="http://schemas.microsoft.com/office/drawing/2016/5/9/chartex" xmlns:cx4="http://schemas.microsoft.com/office/drawing/2016/5/10/chartex" xmlns:cx5="http://schemas.microsoft.com/office/drawing/2016/5/11/chartex" xmlns:cx6="http://schemas.microsoft.com/office/drawing/2016/5/12/chartex" xmlns:cx7="http://schemas.microsoft.com/office/drawing/2016/5/13/chartex" xmlns:cx8="http://schemas.microsoft.com/office/drawing/2016/5/14/chartex" xmlns:mc="http://schemas.openxmlformats.org/markup-compatibility/2006" xmlns:aink="http://schemas.microsoft.com/office/drawing/2016/ink" xmlns:am3d="http://schemas.microsoft.com/office/drawing/2017/model3d" xmlns:o="urn:schemas-microsoft-com:office:office" xmlns:oel="http://schemas.microsoft.com/office/2019/extlst" xmlns:r="http://schemas.openxmlformats.org/officeDocument/2006/relationships" xmlns:m="http://schemas.openxmlformats.org/officeDocument/2006/math" xmlns:v="urn:schemas-microsoft-com:vml" xmlns:wp14="http://schemas.microsoft.com/office/word/2010/wordprocessingDrawing" xmlns:wp="http://schemas.openxmlformats.org/drawingml/2006/wordprocessingDrawing" xmlns:w10="urn:schemas-microsoft-com:office:word" xmlns:w="http://schemas.openxmlformats.org/wordprocessingml/2006/main" xmlns:w14="http://schemas.microsoft.com/office/word/2010/wordml" xmlns:w15="http://schemas.microsoft.com/office/word/2012/wordml" xmlns:w16cex="http://schemas.microsoft.com/office/word/2018/wordml/cex" xmlns:w16cid="http://schemas.microsoft.com/office/word/2016/wordml/cid" xmlns:w16="http://schemas.microsoft.com/office/word/2018/wordml" xmlns:w16du="http://schemas.microsoft.com/office/word/2023/wordml/word16du" xmlns:w16sdtdh="http://schemas.microsoft.com/office/word/2020/wordml/sdtdatahash" xmlns:w16sdtfl="http://schemas.microsoft.com/office/word/2024/wordml/sdtformatlock" xmlns:w16se="http://schemas.microsoft.com/office/word/2015/wordml/symex" xmlns:wpg="http://schemas.microsoft.com/office/word/2010/wordprocessingGroup" xmlns:wpi="http://schemas.microsoft.com/office/word/2010/wordprocessingInk" xmlns:wne="http://schemas.microsoft.com/office/word/2006/wordml" xmlns:wps="http://schemas.microsoft.com/office/word/2010/wordprocessingShape" mc:Ignorable="w14 w15 w16se w16cid w16 w16cex w16sdtdh w16sdtfl w16du wp14">
+<w:hdr xmlns:w="http://schemas.openxmlformats.org/wordprocessingml/2006/main" xmlns:r="http://schemas.openxmlformats.org/officeDocument/2006/relationships">
   <w:p>
     <w:pPr>
-      <w:pStyle w:val="Header"/>
+      <w:spacing w:before="0" w:after="0" w:line="240" w:lineRule="auto"/>
+      <w:jc w:val="left"/>
+      <w:rPr>
+        <w:sz w:val="18"/>
+        <w:szCs w:val="18"/>
+      </w:rPr>
     </w:pPr>
+    <w:r>
+      <w:rPr>
+        <w:sz w:val="18"/>
+        <w:szCs w:val="18"/>
+      </w:rPr>
+      <w:t xml:space="preserve">WILL OF </w:t>
+    </w:r>
+    <w:r>
+      <w:rPr>
+        <w:caps/>
+        <w:sz w:val="18"/>
+        <w:szCs w:val="18"/>
+      </w:rPr>
+      <w:t xml:space="preserve">&lt;&lt; Matter.Relationships.Mr.Name &gt;&gt;</w:t>
+    </w:r>
   </w:p>
 </w:hdr>
 </file>
 
 <file path=word/header2.xml><?xml version="1.0" encoding="utf-8"?>
-<w:hdr xmlns:wpc="http://schemas.microsoft.com/office/word/2010/wordprocessingCanvas" xmlns:cx="http://schemas.microsoft.com/office/drawing/2014/chartex" xmlns:cx1="http://schemas.microsoft.com/office/drawing/2015/9/8/chartex" xmlns:cx2="http://schemas.microsoft.com/office/drawing/2015/10/21/chartex" xmlns:cx3="http://schemas.microsoft.com/office/drawing/2016/5/9/chartex" xmlns:cx4="http://schemas.microsoft.com/office/drawing/2016/5/10/chartex" xmlns:cx5="http://schemas.microsoft.com/office/drawing/2016/5/11/chartex" xmlns:cx6="http://schemas.microsoft.com/office/drawing/2016/5/12/chartex" xmlns:cx7="http://schemas.microsoft.com/office/drawing/2016/5/13/chartex" xmlns:cx8="http://schemas.microsoft.com/office/drawing/2016/5/14/chartex" xmlns:mc="http://schemas.openxmlformats.org/markup-compatibility/2006" xmlns:aink="http://schemas.microsoft.com/office/drawing/2016/ink" xmlns:am3d="http://schemas.microsoft.com/office/drawing/2017/model3d" xmlns:o="urn:schemas-microsoft-com:office:office" xmlns:oel="http://schemas.microsoft.com/office/2019/extlst" xmlns:r="http://schemas.openxmlformats.org/officeDocument/2006/relationships" xmlns:m="http://schemas.openxmlformats.org/officeDocument/2006/math" xmlns:v="urn:schemas-microsoft-com:vml" xmlns:wp14="http://schemas.microsoft.com/office/word/2010/wordprocessingDrawing" xmlns:wp="http://schemas.openxmlformats.org/drawingml/2006/wordprocessingDrawing" xmlns:w10="urn:schemas-microsoft-com:office:word" xmlns:w="http://schemas.openxmlformats.org/wordprocessingml/2006/main" xmlns:w14="http://schemas.microsoft.com/office/word/2010/wordml" xmlns:w15="http://schemas.microsoft.com/office/word/2012/wordml" xmlns:w16cex="http://schemas.microsoft.com/office/word/2018/wordml/cex" xmlns:w16cid="http://schemas.microsoft.com/office/word/2016/wordml/cid" xmlns:w16="http://schemas.microsoft.com/office/word/2018/wordml" xmlns:w16du="http://schemas.microsoft.com/office/word/2023/wordml/word16du" xmlns:w16sdtdh="http://schemas.microsoft.com/office/word/2020/wordml/sdtdatahash" xmlns:w16sdtfl="http://schemas.microsoft.com/office/word/2024/wordml/sdtformatlock" xmlns:w16se="http://schemas.microsoft.com/office/word/2015/wordml/symex" xmlns:wpg="http://schemas.microsoft.com/office/word/2010/wordprocessingGroup" xmlns:wpi="http://schemas.microsoft.com/office/word/2010/wordprocessingInk" xmlns:wne="http://schemas.microsoft.com/office/word/2006/wordml" xmlns:wps="http://schemas.microsoft.com/office/word/2010/wordprocessingShape" mc:Ignorable="w14 w15 w16se w16cid w16 w16cex w16sdtdh w16sdtfl w16du wp14">
+<w:hdr xmlns:w="http://schemas.openxmlformats.org/wordprocessingml/2006/main" xmlns:r="http://schemas.openxmlformats.org/officeDocument/2006/relationships">
   <w:p>
     <w:pPr>
-      <w:pStyle w:val="Header"/>
+      <w:tabs>
+        <w:tab w:val="right" w:pos="9630"/>
+      </w:tabs>
+      <w:spacing w:before="0" w:after="0" w:line="240" w:lineRule="auto"/>
+      <w:jc w:val="left"/>
+      <w:rPr>
+        <w:sz w:val="18"/>
+        <w:szCs w:val="18"/>
+      </w:rPr>
     </w:pPr>
-  </w:p>
-</w:hdr>
-</file>
-
-<file path=word/header3.xml><?xml version="1.0" encoding="utf-8"?>
-<w:hdr xmlns:wpc="http://schemas.microsoft.com/office/word/2010/wordprocessingCanvas" xmlns:cx="http://schemas.microsoft.com/office/drawing/2014/chartex" xmlns:cx1="http://schemas.microsoft.com/office/drawing/2015/9/8/chartex" xmlns:cx2="http://schemas.microsoft.com/office/drawing/2015/10/21/chartex" xmlns:cx3="http://schemas.microsoft.com/office/drawing/2016/5/9/chartex" xmlns:cx4="http://schemas.microsoft.com/office/drawing/2016/5/10/chartex" xmlns:cx5="http://schemas.microsoft.com/office/drawing/2016/5/11/chartex" xmlns:cx6="http://schemas.microsoft.com/office/drawing/2016/5/12/chartex" xmlns:cx7="http://schemas.microsoft.com/office/drawing/2016/5/13/chartex" xmlns:cx8="http://schemas.microsoft.com/office/drawing/2016/5/14/chartex" xmlns:mc="http://schemas.openxmlformats.org/markup-compatibility/2006" xmlns:aink="http://schemas.microsoft.com/office/drawing/2016/ink" xmlns:am3d="http://schemas.microsoft.com/office/drawing/2017/model3d" xmlns:o="urn:schemas-microsoft-com:office:office" xmlns:oel="http://schemas.microsoft.com/office/2019/extlst" xmlns:r="http://schemas.openxmlformats.org/officeDocument/2006/relationships" xmlns:m="http://schemas.openxmlformats.org/officeDocument/2006/math" xmlns:v="urn:schemas-microsoft-com:vml" xmlns:wp14="http://schemas.microsoft.com/office/word/2010/wordprocessingDrawing" xmlns:wp="http://schemas.openxmlformats.org/drawingml/2006/wordprocessingDrawing" xmlns:w10="urn:schemas-microsoft-com:office:word" xmlns:w="http://schemas.openxmlformats.org/wordprocessingml/2006/main" xmlns:w14="http://schemas.microsoft.com/office/word/2010/wordml" xmlns:w15="http://schemas.microsoft.com/office/word/2012/wordml" xmlns:w16cex="http://schemas.microsoft.com/office/word/2018/wordml/cex" xmlns:w16cid="http://schemas.microsoft.com/office/word/2016/wordml/cid" xmlns:w16="http://schemas.microsoft.com/office/word/2018/wordml" xmlns:w16du="http://schemas.microsoft.com/office/word/2023/wordml/word16du" xmlns:w16sdtdh="http://schemas.microsoft.com/office/word/2020/wordml/sdtdatahash" xmlns:w16sdtfl="http://schemas.microsoft.com/office/word/2024/wordml/sdtformatlock" xmlns:w16se="http://schemas.microsoft.com/office/word/2015/wordml/symex" xmlns:wpg="http://schemas.microsoft.com/office/word/2010/wordprocessingGroup" xmlns:wpi="http://schemas.microsoft.com/office/word/2010/wordprocessingInk" xmlns:wne="http://schemas.microsoft.com/office/word/2006/wordml" xmlns:wps="http://schemas.microsoft.com/office/word/2010/wordprocessingShape" mc:Ignorable="w14 w15 w16se w16cid w16 w16cex w16sdtdh w16sdtfl w16du wp14">
-  <w:p>
-    <w:pPr>
-      <w:pStyle w:val="Header"/>
-    </w:pPr>
-  </w:p>
-</w:hdr>
-</file>
-
-<file path=word/header4.xml><?xml version="1.0" encoding="utf-8"?>
-<w:hdr xmlns:wpc="http://schemas.microsoft.com/office/word/2010/wordprocessingCanvas" xmlns:cx="http://schemas.microsoft.com/office/drawing/2014/chartex" xmlns:cx1="http://schemas.microsoft.com/office/drawing/2015/9/8/chartex" xmlns:cx2="http://schemas.microsoft.com/office/drawing/2015/10/21/chartex" xmlns:cx3="http://schemas.microsoft.com/office/drawing/2016/5/9/chartex" xmlns:cx4="http://schemas.microsoft.com/office/drawing/2016/5/10/chartex" xmlns:cx5="http://schemas.microsoft.com/office/drawing/2016/5/11/chartex" xmlns:cx6="http://schemas.microsoft.com/office/drawing/2016/5/12/chartex" xmlns:cx7="http://schemas.microsoft.com/office/drawing/2016/5/13/chartex" xmlns:cx8="http://schemas.microsoft.com/office/drawing/2016/5/14/chartex" xmlns:mc="http://schemas.openxmlformats.org/markup-compatibility/2006" xmlns:aink="http://schemas.microsoft.com/office/drawing/2016/ink" xmlns:am3d="http://schemas.microsoft.com/office/drawing/2017/model3d" xmlns:o="urn:schemas-microsoft-com:office:office" xmlns:oel="http://schemas.microsoft.com/office/2019/extlst" xmlns:r="http://schemas.openxmlformats.org/officeDocument/2006/relationships" xmlns:m="http://schemas.openxmlformats.org/officeDocument/2006/math" xmlns:v="urn:schemas-microsoft-com:vml" xmlns:wp14="http://schemas.microsoft.com/office/word/2010/wordprocessingDrawing" xmlns:wp="http://schemas.openxmlformats.org/drawingml/2006/wordprocessingDrawing" xmlns:w10="urn:schemas-microsoft-com:office:word" xmlns:w="http://schemas.openxmlformats.org/wordprocessingml/2006/main" xmlns:w14="http://schemas.microsoft.com/office/word/2010/wordml" xmlns:w15="http://schemas.microsoft.com/office/word/2012/wordml" xmlns:w16cex="http://schemas.microsoft.com/office/word/2018/wordml/cex" xmlns:w16cid="http://schemas.microsoft.com/office/word/2016/wordml/cid" xmlns:w16="http://schemas.microsoft.com/office/word/2018/wordml" xmlns:w16du="http://schemas.microsoft.com/office/word/2023/wordml/word16du" xmlns:w16sdtdh="http://schemas.microsoft.com/office/word/2020/wordml/sdtdatahash" xmlns:w16sdtfl="http://schemas.microsoft.com/office/word/2024/wordml/sdtformatlock" xmlns:w16se="http://schemas.microsoft.com/office/word/2015/wordml/symex" xmlns:wpg="http://schemas.microsoft.com/office/word/2010/wordprocessingGroup" xmlns:wpi="http://schemas.microsoft.com/office/word/2010/wordprocessingInk" xmlns:wne="http://schemas.microsoft.com/office/word/2006/wordml" xmlns:wps="http://schemas.microsoft.com/office/word/2010/wordprocessingShape" mc:Ignorable="w14 w15 w16se w16cid w16 w16cex w16sdtdh w16sdtfl w16du wp14">
-  <w:p>
-    <w:pPr>
-      <w:pStyle w:val="Header"/>
-    </w:pPr>
-  </w:p>
-</w:hdr>
-</file>
-
-<file path=word/header5.xml><?xml version="1.0" encoding="utf-8"?>
-<w:hdr xmlns:wpc="http://schemas.microsoft.com/office/word/2010/wordprocessingCanvas" xmlns:cx="http://schemas.microsoft.com/office/drawing/2014/chartex" xmlns:cx1="http://schemas.microsoft.com/office/drawing/2015/9/8/chartex" xmlns:cx2="http://schemas.microsoft.com/office/drawing/2015/10/21/chartex" xmlns:cx3="http://schemas.microsoft.com/office/drawing/2016/5/9/chartex" xmlns:cx4="http://schemas.microsoft.com/office/drawing/2016/5/10/chartex" xmlns:cx5="http://schemas.microsoft.com/office/drawing/2016/5/11/chartex" xmlns:cx6="http://schemas.microsoft.com/office/drawing/2016/5/12/chartex" xmlns:cx7="http://schemas.microsoft.com/office/drawing/2016/5/13/chartex" xmlns:cx8="http://schemas.microsoft.com/office/drawing/2016/5/14/chartex" xmlns:mc="http://schemas.openxmlformats.org/markup-compatibility/2006" xmlns:aink="http://schemas.microsoft.com/office/drawing/2016/ink" xmlns:am3d="http://schemas.microsoft.com/office/drawing/2017/model3d" xmlns:o="urn:schemas-microsoft-com:office:office" xmlns:oel="http://schemas.microsoft.com/office/2019/extlst" xmlns:r="http://schemas.openxmlformats.org/officeDocument/2006/relationships" xmlns:m="http://schemas.openxmlformats.org/officeDocument/2006/math" xmlns:v="urn:schemas-microsoft-com:vml" xmlns:wp14="http://schemas.microsoft.com/office/word/2010/wordprocessingDrawing" xmlns:wp="http://schemas.openxmlformats.org/drawingml/2006/wordprocessingDrawing" xmlns:w10="urn:schemas-microsoft-com:office:word" xmlns:w="http://schemas.openxmlformats.org/wordprocessingml/2006/main" xmlns:w14="http://schemas.microsoft.com/office/word/2010/wordml" xmlns:w15="http://schemas.microsoft.com/office/word/2012/wordml" xmlns:w16cex="http://schemas.microsoft.com/office/word/2018/wordml/cex" xmlns:w16cid="http://schemas.microsoft.com/office/word/2016/wordml/cid" xmlns:w16="http://schemas.microsoft.com/office/word/2018/wordml" xmlns:w16du="http://schemas.microsoft.com/office/word/2023/wordml/word16du" xmlns:w16sdtdh="http://schemas.microsoft.com/office/word/2020/wordml/sdtdatahash" xmlns:w16sdtfl="http://schemas.microsoft.com/office/word/2024/wordml/sdtformatlock" xmlns:w16se="http://schemas.microsoft.com/office/word/2015/wordml/symex" xmlns:wpg="http://schemas.microsoft.com/office/word/2010/wordprocessingGroup" xmlns:wpi="http://schemas.microsoft.com/office/word/2010/wordprocessingInk" xmlns:wne="http://schemas.microsoft.com/office/word/2006/wordml" xmlns:wps="http://schemas.microsoft.com/office/word/2010/wordprocessingShape" mc:Ignorable="w14 w15 w16se w16cid w16 w16cex w16sdtdh w16sdtfl w16du wp14">
-  <w:p>
-    <w:pPr>
-      <w:pStyle w:val="Header"/>
-    </w:pPr>
-  </w:p>
-</w:hdr>
-</file>
-
-<file path=word/header6.xml><?xml version="1.0" encoding="utf-8"?>
-<w:hdr xmlns:wpc="http://schemas.microsoft.com/office/word/2010/wordprocessingCanvas" xmlns:cx="http://schemas.microsoft.com/office/drawing/2014/chartex" xmlns:cx1="http://schemas.microsoft.com/office/drawing/2015/9/8/chartex" xmlns:cx2="http://schemas.microsoft.com/office/drawing/2015/10/21/chartex" xmlns:cx3="http://schemas.microsoft.com/office/drawing/2016/5/9/chartex" xmlns:cx4="http://schemas.microsoft.com/office/drawing/2016/5/10/chartex" xmlns:cx5="http://schemas.microsoft.com/office/drawing/2016/5/11/chartex" xmlns:cx6="http://schemas.microsoft.com/office/drawing/2016/5/12/chartex" xmlns:cx7="http://schemas.microsoft.com/office/drawing/2016/5/13/chartex" xmlns:cx8="http://schemas.microsoft.com/office/drawing/2016/5/14/chartex" xmlns:mc="http://schemas.openxmlformats.org/markup-compatibility/2006" xmlns:aink="http://schemas.microsoft.com/office/drawing/2016/ink" xmlns:am3d="http://schemas.microsoft.com/office/drawing/2017/model3d" xmlns:o="urn:schemas-microsoft-com:office:office" xmlns:oel="http://schemas.microsoft.com/office/2019/extlst" xmlns:r="http://schemas.openxmlformats.org/officeDocument/2006/relationships" xmlns:m="http://schemas.openxmlformats.org/officeDocument/2006/math" xmlns:v="urn:schemas-microsoft-com:vml" xmlns:wp14="http://schemas.microsoft.com/office/word/2010/wordprocessingDrawing" xmlns:wp="http://schemas.openxmlformats.org/drawingml/2006/wordprocessingDrawing" xmlns:w10="urn:schemas-microsoft-com:office:word" xmlns:w="http://schemas.openxmlformats.org/wordprocessingml/2006/main" xmlns:w14="http://schemas.microsoft.com/office/word/2010/wordml" xmlns:w15="http://schemas.microsoft.com/office/word/2012/wordml" xmlns:w16cex="http://schemas.microsoft.com/office/word/2018/wordml/cex" xmlns:w16cid="http://schemas.microsoft.com/office/word/2016/wordml/cid" xmlns:w16="http://schemas.microsoft.com/office/word/2018/wordml" xmlns:w16du="http://schemas.microsoft.com/office/word/2023/wordml/word16du" xmlns:w16sdtdh="http://schemas.microsoft.com/office/word/2020/wordml/sdtdatahash" xmlns:w16sdtfl="http://schemas.microsoft.com/office/word/2024/wordml/sdtformatlock" xmlns:w16se="http://schemas.microsoft.com/office/word/2015/wordml/symex" xmlns:wpg="http://schemas.microsoft.com/office/word/2010/wordprocessingGroup" xmlns:wpi="http://schemas.microsoft.com/office/word/2010/wordprocessingInk" xmlns:wne="http://schemas.microsoft.com/office/word/2006/wordml" xmlns:wps="http://schemas.microsoft.com/office/word/2010/wordprocessingShape" mc:Ignorable="w14 w15 w16se w16cid w16 w16cex w16sdtdh w16sdtfl w16du wp14">
-  <w:p>
-    <w:pPr>
-      <w:pStyle w:val="Header"/>
-    </w:pPr>
+    <w:r>
+      <w:rPr>
+        <w:sz w:val="18"/>
+        <w:szCs w:val="18"/>
+      </w:rPr>
+      <w:t xml:space="preserve">WILL OF </w:t>
+    </w:r>
+    <w:r>
+      <w:rPr>
+        <w:caps/>
+        <w:sz w:val="18"/>
+        <w:szCs w:val="18"/>
+      </w:rPr>
+      <w:t xml:space="preserve">&lt;&lt; Matter.Relationships.Mr.Name &gt;&gt;</w:t>
+    </w:r>
+    <w:r>
+      <w:rPr>
+        <w:sz w:val="18"/>
+        <w:szCs w:val="18"/>
+      </w:rPr>
+      <w:tab/>
+    </w:r>
+    <w:r>
+      <w:rPr>
+        <w:sz w:val="18"/>
+        <w:szCs w:val="18"/>
+      </w:rPr>
+      <w:t xml:space="preserve">Page </w:t>
+    </w:r>
+    <w:r>
+      <w:rPr>
+        <w:b/>
+        <w:bCs/>
+        <w:sz w:val="18"/>
+        <w:szCs w:val="18"/>
+      </w:rPr>
+      <w:fldChar w:fldCharType="begin"/>
+    </w:r>
+    <w:r>
+      <w:rPr>
+        <w:b/>
+        <w:bCs/>
+        <w:sz w:val="18"/>
+        <w:szCs w:val="18"/>
+      </w:rPr>
+      <w:instrText xml:space="preserve"> PAGE </w:instrText>
+    </w:r>
+    <w:r>
+      <w:rPr>
+        <w:b/>
+        <w:bCs/>
+        <w:sz w:val="18"/>
+        <w:szCs w:val="18"/>
+      </w:rPr>
+      <w:fldChar w:fldCharType="separate"/>
+    </w:r>
+    <w:r>
+      <w:rPr>
+        <w:b/>
+        <w:bCs/>
+        <w:sz w:val="18"/>
+        <w:szCs w:val="18"/>
+      </w:rPr>
+      <w:t>1</w:t>
+    </w:r>
+    <w:r>
+      <w:rPr>
+        <w:b/>
+        <w:bCs/>
+        <w:sz w:val="18"/>
+        <w:szCs w:val="18"/>
+      </w:rPr>
+      <w:fldChar w:fldCharType="end"/>
+    </w:r>
+    <w:r>
+      <w:rPr>
+        <w:sz w:val="18"/>
+        <w:szCs w:val="18"/>
+      </w:rPr>
+      <w:t xml:space="preserve"> of </w:t>
+    </w:r>
+    <w:r>
+      <w:rPr>
+        <w:b/>
+        <w:bCs/>
+        <w:sz w:val="18"/>
+        <w:szCs w:val="18"/>
+      </w:rPr>
+      <w:fldChar w:fldCharType="begin"/>
+    </w:r>
+    <w:r>
+      <w:rPr>
+        <w:b/>
+        <w:bCs/>
+        <w:sz w:val="18"/>
+        <w:szCs w:val="18"/>
+      </w:rPr>
+      <w:instrText xml:space="preserve"> SECTIONPAGES </w:instrText>
+    </w:r>
+    <w:r>
+      <w:rPr>
+        <w:b/>
+        <w:bCs/>
+        <w:sz w:val="18"/>
+        <w:szCs w:val="18"/>
+      </w:rPr>
+      <w:fldChar w:fldCharType="separate"/>
+    </w:r>
+    <w:r>
+      <w:rPr>
+        <w:b/>
+        <w:bCs/>
+        <w:sz w:val="18"/>
+        <w:szCs w:val="18"/>
+      </w:rPr>
+      <w:t>1</w:t>
+    </w:r>
+    <w:r>
+      <w:rPr>
+        <w:b/>
+        <w:bCs/>
+        <w:sz w:val="18"/>
+        <w:szCs w:val="18"/>
+      </w:rPr>
+      <w:fldChar w:fldCharType="end"/>
+    </w:r>
   </w:p>
 </w:hdr>
 </file>
